--- a/doc/massflux.docx
+++ b/doc/massflux.docx
@@ -249,11 +249,87 @@
         </w:rPr>
         <w:t xml:space="preserve">top heights. </w:t>
       </w:r>
-      <w:r>
-        <w:rPr>
-          <w:rFonts w:ascii="Times New Roman" w:hAnsi="Times New Roman" w:cs="Times New Roman"/>
-        </w:rPr>
-        <w:t xml:space="preserve">The cloud ensemble eddy moisture flux is taken to balance the mean large scale drying by large scale subsidence and advection. The precipitation, updraft moisture flux, and mass flux </w:t>
+    </w:p>
+    <w:p>
+      <w:pPr>
+        <w:pStyle w:val="BodyText"/>
+        <w:rPr>
+          <w:rFonts w:ascii="Times New Roman" w:hAnsi="Times New Roman" w:cs="Times New Roman"/>
+        </w:rPr>
+      </w:pPr>
+      <w:r>
+        <w:rPr>
+          <w:rFonts w:ascii="Times New Roman" w:hAnsi="Times New Roman" w:cs="Times New Roman"/>
+        </w:rPr>
+        <w:t xml:space="preserve">The cloud ensemble eddy moisture flux </w:t>
+      </w:r>
+      <w:r>
+        <w:rPr>
+          <w:rFonts w:ascii="Times New Roman" w:hAnsi="Times New Roman" w:cs="Times New Roman"/>
+        </w:rPr>
+        <w:t xml:space="preserve">is assumed to </w:t>
+      </w:r>
+      <w:r>
+        <w:rPr>
+          <w:rFonts w:ascii="Times New Roman" w:hAnsi="Times New Roman" w:cs="Times New Roman"/>
+        </w:rPr>
+        <w:t>balance</w:t>
+      </w:r>
+      <w:r>
+        <w:rPr>
+          <w:rFonts w:ascii="Times New Roman" w:hAnsi="Times New Roman" w:cs="Times New Roman"/>
+        </w:rPr>
+        <w:t xml:space="preserve"> </w:t>
+      </w:r>
+      <w:r>
+        <w:rPr>
+          <w:rFonts w:ascii="Times New Roman" w:hAnsi="Times New Roman" w:cs="Times New Roman"/>
+        </w:rPr>
+        <w:t>the mean large</w:t>
+      </w:r>
+      <w:r>
+        <w:rPr>
+          <w:rFonts w:ascii="Times New Roman" w:hAnsi="Times New Roman" w:cs="Times New Roman"/>
+        </w:rPr>
+        <w:t>-</w:t>
+      </w:r>
+      <w:r>
+        <w:rPr>
+          <w:rFonts w:ascii="Times New Roman" w:hAnsi="Times New Roman" w:cs="Times New Roman"/>
+        </w:rPr>
+        <w:t>scale drying by large scale subsidence and advection</w:t>
+      </w:r>
+      <w:r>
+        <w:rPr>
+          <w:rFonts w:ascii="Times New Roman" w:hAnsi="Times New Roman" w:cs="Times New Roman"/>
+        </w:rPr>
+        <w:t xml:space="preserve">. Weaker large-scale drying circulation implies weaker moistening by the clouds, and weaker cloud updrafts. Yet in the ensemble of cloud top heights </w:t>
+      </w:r>
+      <w:r>
+        <w:rPr>
+          <w:rFonts w:ascii="Times New Roman" w:hAnsi="Times New Roman" w:cs="Times New Roman"/>
+        </w:rPr>
+        <w:t>observed</w:t>
+      </w:r>
+      <w:r>
+        <w:rPr>
+          <w:rFonts w:ascii="Times New Roman" w:hAnsi="Times New Roman" w:cs="Times New Roman"/>
+        </w:rPr>
+        <w:t xml:space="preserve"> by satellite, scenes with greater cloud fraction have stronger mass and moisture fluxes. This reveals an apparent inconsistency between the mean moisture budget of the shallow cumulus cloud layer, and the mesoscale circulations that are integral to its emergent shallow cloud ensemble.</w:t>
+      </w:r>
+    </w:p>
+    <w:p>
+      <w:pPr>
+        <w:pStyle w:val="BodyText"/>
+        <w:rPr>
+          <w:rFonts w:ascii="Times New Roman" w:hAnsi="Times New Roman" w:cs="Times New Roman"/>
+        </w:rPr>
+      </w:pPr>
+      <w:r>
+        <w:rPr>
+          <w:rFonts w:ascii="Times New Roman" w:hAnsi="Times New Roman" w:cs="Times New Roman"/>
+        </w:rPr>
+        <w:t xml:space="preserve">The precipitation, updraft moisture flux, and mass flux </w:t>
       </w:r>
       <w:r>
         <w:rPr>
@@ -532,6 +608,7 @@
         <w:rPr>
           <w:rFonts w:ascii="Times New Roman" w:hAnsi="Times New Roman" w:cs="Times New Roman"/>
         </w:rPr>
+        <w:lastRenderedPageBreak/>
         <w:t>limiting</w:t>
       </w:r>
       <w:r>
@@ -684,7 +761,6 @@
         <w:rPr>
           <w:rFonts w:ascii="Times New Roman" w:hAnsi="Times New Roman" w:cs="Times New Roman"/>
         </w:rPr>
-        <w:lastRenderedPageBreak/>
         <w:t xml:space="preserve">[mostly too long:] </w:t>
       </w:r>
       <w:r>
@@ -1210,7 +1286,14 @@
         <w:rPr>
           <w:rFonts w:ascii="Times New Roman" w:hAnsi="Times New Roman" w:cs="Times New Roman"/>
         </w:rPr>
-        <w:t xml:space="preserve"> northeast of Barbados, away from deeper convection farther south. Figure HUMIDIFF shows the humidity observations from these sondes, and the saturation specific humidity </w:t>
+        <w:t xml:space="preserve"> northeast of Barbados, away from deeper convection farther south. Figure HUMIDIFF shows the humidity </w:t>
+      </w:r>
+      <w:r>
+        <w:rPr>
+          <w:rFonts w:ascii="Times New Roman" w:hAnsi="Times New Roman" w:cs="Times New Roman"/>
+        </w:rPr>
+        <w:lastRenderedPageBreak/>
+        <w:t xml:space="preserve">observations from these sondes, and the saturation specific humidity </w:t>
       </w:r>
       <m:oMath>
         <m:sSub>
@@ -1317,14 +1400,7 @@
         <w:rPr>
           <w:rFonts w:ascii="Times New Roman" w:hAnsi="Times New Roman" w:cs="Times New Roman"/>
         </w:rPr>
-        <w:t xml:space="preserve">scale couple to smaller-scale updrafts and downdrafts, and to </w:t>
-      </w:r>
-      <w:r>
-        <w:rPr>
-          <w:rFonts w:ascii="Times New Roman" w:hAnsi="Times New Roman" w:cs="Times New Roman"/>
-        </w:rPr>
-        <w:lastRenderedPageBreak/>
-        <w:t>turbulenc</w:t>
+        <w:t>scale couple to smaller-scale updrafts and downdrafts, and to turbulenc</w:t>
       </w:r>
       <w:r>
         <w:rPr>
@@ -1611,6 +1687,7 @@
         <w:pStyle w:val="Heading3"/>
       </w:pPr>
       <w:r>
+        <w:lastRenderedPageBreak/>
         <w:t>Large scale eddy flux</w:t>
       </w:r>
     </w:p>
@@ -1953,7 +2030,6 @@
             <w:rPr>
               <w:rFonts w:ascii="Cambria Math" w:hAnsi="Cambria Math" w:cs="Times New Roman"/>
             </w:rPr>
-            <w:lastRenderedPageBreak/>
             <m:t>G</m:t>
           </m:r>
           <m:d>
@@ -2563,13 +2639,7 @@
               <w:rPr>
                 <w:rFonts w:ascii="Cambria Math" w:hAnsi="Cambria Math" w:cs="Times New Roman"/>
               </w:rPr>
-              <m:t>1,</m:t>
-            </m:r>
-            <m:r>
-              <w:rPr>
-                <w:rFonts w:ascii="Cambria Math" w:hAnsi="Cambria Math" w:cs="Times New Roman"/>
-              </w:rPr>
-              <m:t>i</m:t>
+              <m:t>1,i</m:t>
             </m:r>
           </m:sub>
         </m:sSub>
@@ -2710,13 +2780,7 @@
                 <w:rPr>
                   <w:rFonts w:ascii="Cambria Math" w:hAnsi="Cambria Math" w:cs="Times New Roman"/>
                 </w:rPr>
-                <m:t>1,</m:t>
-              </m:r>
-              <m:r>
-                <w:rPr>
-                  <w:rFonts w:ascii="Cambria Math" w:hAnsi="Cambria Math" w:cs="Times New Roman"/>
-                </w:rPr>
-                <m:t>i</m:t>
+                <m:t>1,i</m:t>
               </m:r>
             </m:sub>
           </m:sSub>
@@ -3847,13 +3911,7 @@
         <w:rPr>
           <w:rFonts w:ascii="Times New Roman" w:hAnsi="Times New Roman" w:cs="Times New Roman"/>
         </w:rPr>
-        <w:t>This method is preferred for the vertical continuity of moisture within clouds.</w:t>
-      </w:r>
-      <w:r>
-        <w:rPr>
-          <w:rFonts w:ascii="Times New Roman" w:hAnsi="Times New Roman" w:cs="Times New Roman"/>
-        </w:rPr>
-        <w:t xml:space="preserve"> The schematic </w:t>
+        <w:t xml:space="preserve">This method is preferred for the vertical continuity of moisture within clouds. The schematic </w:t>
       </w:r>
       <w:r>
         <w:rPr>
@@ -3971,6 +4029,7 @@
         <w:rPr>
           <w:noProof/>
         </w:rPr>
+        <w:lastRenderedPageBreak/>
         <w:drawing>
           <wp:inline distT="0" distB="0" distL="0" distR="0" wp14:anchorId="1D5BB504" wp14:editId="623C1EA3">
             <wp:extent cx="2461467" cy="2749021"/>
@@ -4142,15 +4201,7 @@
           <w:rFonts w:ascii="Aptos Narrow" w:eastAsia="Times New Roman" w:hAnsi="Aptos Narrow" w:cstheme="minorHAnsi"/>
           <w:color w:val="323130"/>
         </w:rPr>
-        <w:t xml:space="preserve">moisture from cloud base to cloud top. Mass and moisture fluxes are distributed among the clouds, based on </w:t>
-      </w:r>
-      <w:r>
-        <w:rPr>
-          <w:rFonts w:ascii="Aptos Narrow" w:eastAsia="Times New Roman" w:hAnsi="Aptos Narrow" w:cstheme="minorHAnsi"/>
-          <w:color w:val="323130"/>
-        </w:rPr>
-        <w:lastRenderedPageBreak/>
-        <w:t>their height</w:t>
+        <w:t>moisture from cloud base to cloud top. Mass and moisture fluxes are distributed among the clouds, based on their height</w:t>
       </w:r>
       <w:r>
         <w:rPr>
@@ -4193,6 +4244,7 @@
       <w:r>
         <w:rPr>
           <w:rFonts w:ascii="Times New Roman" w:hAnsi="Times New Roman" w:cs="Times New Roman"/>
+          <w:noProof/>
         </w:rPr>
         <w:drawing>
           <wp:inline distT="0" distB="0" distL="0" distR="0" wp14:anchorId="6E3F334C" wp14:editId="5370C83B">
@@ -4244,28 +4296,7 @@
           <w:rFonts w:ascii="Aptos Narrow" w:eastAsia="Times New Roman" w:hAnsi="Aptos Narrow" w:cstheme="minorHAnsi"/>
           <w:color w:val="323130"/>
         </w:rPr>
-        <w:t xml:space="preserve">Figure </w:t>
-      </w:r>
-      <w:r>
-        <w:rPr>
-          <w:rFonts w:ascii="Aptos Narrow" w:eastAsia="Times New Roman" w:hAnsi="Aptos Narrow" w:cstheme="minorHAnsi"/>
-          <w:color w:val="323130"/>
-        </w:rPr>
-        <w:t>FEDDYMETHOD2</w:t>
-      </w:r>
-      <w:r>
-        <w:rPr>
-          <w:rFonts w:ascii="Aptos Narrow" w:eastAsia="Times New Roman" w:hAnsi="Aptos Narrow" w:cstheme="minorHAnsi"/>
-          <w:color w:val="323130"/>
-        </w:rPr>
-        <w:t xml:space="preserve">. </w:t>
-      </w:r>
-      <w:r>
-        <w:rPr>
-          <w:rFonts w:ascii="Aptos Narrow" w:eastAsia="Times New Roman" w:hAnsi="Aptos Narrow" w:cstheme="minorHAnsi"/>
-          <w:color w:val="323130"/>
-        </w:rPr>
-        <w:t xml:space="preserve">Vertically uniform cloudy-sky eddy flux </w:t>
+        <w:t xml:space="preserve">Figure FEDDYMETHOD2. Vertically uniform cloudy-sky eddy flux </w:t>
       </w:r>
       <m:oMath>
         <m:sSub>
@@ -4357,6 +4388,7 @@
         <w:pStyle w:val="Heading2"/>
       </w:pPr>
       <w:r>
+        <w:lastRenderedPageBreak/>
         <w:t>Model</w:t>
       </w:r>
     </w:p>
@@ -8074,13 +8106,7 @@
               <w:rPr>
                 <w:rFonts w:ascii="Cambria Math" w:eastAsiaTheme="minorEastAsia" w:hAnsi="Cambria Math" w:cs="Times New Roman"/>
               </w:rPr>
-              <m:t>P</m:t>
-            </m:r>
-            <m:r>
-              <w:rPr>
-                <w:rFonts w:ascii="Cambria Math" w:eastAsiaTheme="minorEastAsia" w:hAnsi="Cambria Math" w:cs="Times New Roman"/>
-              </w:rPr>
-              <m:t>,i</m:t>
+              <m:t>P,i</m:t>
             </m:r>
           </m:sub>
         </m:sSub>
@@ -8554,13 +8580,7 @@
               <w:rPr>
                 <w:rFonts w:ascii="Cambria Math" w:eastAsiaTheme="minorEastAsia" w:hAnsi="Cambria Math" w:cs="Times New Roman"/>
               </w:rPr>
-              <m:t>[</m:t>
-            </m:r>
-            <m:r>
-              <w:rPr>
-                <w:rFonts w:ascii="Cambria Math" w:eastAsiaTheme="minorEastAsia" w:hAnsi="Cambria Math" w:cs="Times New Roman"/>
-              </w:rPr>
-              <m:t>α</m:t>
+              <m:t>[α</m:t>
             </m:r>
           </m:e>
           <m:sub>
@@ -8628,25 +8648,7 @@
           <w:rPr>
             <w:rFonts w:ascii="Cambria Math" w:eastAsiaTheme="minorEastAsia" w:hAnsi="Cambria Math" w:cs="Times New Roman"/>
           </w:rPr>
-          <m:t>]</m:t>
-        </m:r>
-        <m:r>
-          <m:rPr>
-            <m:sty m:val="p"/>
-          </m:rPr>
-          <w:rPr>
-            <w:rFonts w:ascii="Cambria Math" w:eastAsiaTheme="minorEastAsia" w:hAnsi="Cambria Math" w:cs="Times New Roman"/>
-          </w:rPr>
-          <m:t>/</m:t>
-        </m:r>
-        <m:r>
-          <m:rPr>
-            <m:sty m:val="p"/>
-          </m:rPr>
-          <w:rPr>
-            <w:rFonts w:ascii="Cambria Math" w:eastAsiaTheme="minorEastAsia" w:hAnsi="Cambria Math" w:cs="Times New Roman"/>
-          </w:rPr>
-          <m:t>[2</m:t>
+          <m:t>]/[2</m:t>
         </m:r>
         <m:d>
           <m:dPr>
@@ -8855,13 +8857,7 @@
           <w:rPr>
             <w:rFonts w:ascii="Cambria Math" w:eastAsiaTheme="minorEastAsia" w:hAnsi="Cambria Math" w:cs="Times New Roman"/>
           </w:rPr>
-          <m:t>)</m:t>
-        </m:r>
-        <m:r>
-          <w:rPr>
-            <w:rFonts w:ascii="Cambria Math" w:eastAsiaTheme="minorEastAsia" w:hAnsi="Cambria Math" w:cs="Times New Roman"/>
-          </w:rPr>
-          <m:t>=</m:t>
+          <m:t>)=</m:t>
         </m:r>
       </m:oMath>
       <w:r>
@@ -8953,13 +8949,7 @@
         <w:rPr>
           <w:rFonts w:ascii="Times New Roman" w:eastAsiaTheme="minorEastAsia" w:hAnsi="Times New Roman" w:cs="Times New Roman"/>
         </w:rPr>
-        <w:t xml:space="preserve">. For this </w:t>
-      </w:r>
-      <w:r>
-        <w:rPr>
-          <w:rFonts w:ascii="Times New Roman" w:eastAsiaTheme="minorEastAsia" w:hAnsi="Times New Roman" w:cs="Times New Roman"/>
-        </w:rPr>
-        <w:t xml:space="preserve">eddy flux </w:t>
+        <w:t xml:space="preserve">. For this eddy flux </w:t>
       </w:r>
       <m:oMath>
         <m:r>
@@ -8973,31 +8963,13 @@
         <w:rPr>
           <w:rFonts w:ascii="Times New Roman" w:eastAsiaTheme="minorEastAsia" w:hAnsi="Times New Roman" w:cs="Times New Roman"/>
         </w:rPr>
-        <w:t xml:space="preserve"> </w:t>
-      </w:r>
-      <w:r>
-        <w:rPr>
-          <w:rFonts w:ascii="Times New Roman" w:eastAsiaTheme="minorEastAsia" w:hAnsi="Times New Roman" w:cs="Times New Roman"/>
-        </w:rPr>
-        <w:t>goes to zero at 8 km.</w:t>
-      </w:r>
-      <w:r>
-        <w:rPr>
-          <w:rFonts w:ascii="Times New Roman" w:eastAsiaTheme="minorEastAsia" w:hAnsi="Times New Roman" w:cs="Times New Roman"/>
-        </w:rPr>
-        <w:t xml:space="preserve"> </w:t>
-      </w:r>
-      <w:r>
-        <w:rPr>
-          <w:rFonts w:ascii="Times New Roman" w:eastAsiaTheme="minorEastAsia" w:hAnsi="Times New Roman" w:cs="Times New Roman"/>
-        </w:rPr>
-        <w:t>Precipitation increases downward below the cloud top</w:t>
-      </w:r>
-      <w:r>
-        <w:rPr>
-          <w:rFonts w:ascii="Times New Roman" w:eastAsiaTheme="minorEastAsia" w:hAnsi="Times New Roman" w:cs="Times New Roman"/>
-        </w:rPr>
-        <w:t>. At a precipitation efficiency of XXX0.5XXX, t</w:t>
+        <w:t xml:space="preserve"> goes to zero at 8 km. </w:t>
+      </w:r>
+      <w:r>
+        <w:rPr>
+          <w:rFonts w:ascii="Times New Roman" w:eastAsiaTheme="minorEastAsia" w:hAnsi="Times New Roman" w:cs="Times New Roman"/>
+        </w:rPr>
+        <w:t>Precipitation increases downward below the cloud top. At a precipitation efficiency of XXX0.5XXX, t</w:t>
       </w:r>
       <w:r>
         <w:rPr>
@@ -9099,19 +9071,7 @@
         <w:rPr>
           <w:rFonts w:ascii="Times New Roman" w:eastAsiaTheme="minorEastAsia" w:hAnsi="Times New Roman" w:cs="Times New Roman"/>
         </w:rPr>
-        <w:t>surface precipitation</w:t>
-      </w:r>
-      <w:r>
-        <w:rPr>
-          <w:rFonts w:ascii="Times New Roman" w:eastAsiaTheme="minorEastAsia" w:hAnsi="Times New Roman" w:cs="Times New Roman"/>
-        </w:rPr>
-        <w:t>,</w:t>
-      </w:r>
-      <w:r>
-        <w:rPr>
-          <w:rFonts w:ascii="Times New Roman" w:eastAsiaTheme="minorEastAsia" w:hAnsi="Times New Roman" w:cs="Times New Roman"/>
-        </w:rPr>
-        <w:t xml:space="preserve"> </w:t>
+        <w:t xml:space="preserve">surface precipitation, </w:t>
       </w:r>
       <m:oMath>
         <m:sSub>
@@ -9592,6 +9552,7 @@
           <w:noProof/>
           <w:color w:val="323130"/>
         </w:rPr>
+        <w:lastRenderedPageBreak/>
         <w:drawing>
           <wp:inline distT="0" distB="0" distL="0" distR="0" wp14:anchorId="71862B27" wp14:editId="43326FF4">
             <wp:extent cx="2198092" cy="3937924"/>
@@ -10183,6 +10144,7 @@
           <w:rFonts w:ascii="Times New Roman" w:eastAsiaTheme="minorEastAsia" w:hAnsi="Times New Roman" w:cs="Times New Roman"/>
           <w:noProof/>
         </w:rPr>
+        <w:lastRenderedPageBreak/>
         <w:drawing>
           <wp:inline distT="0" distB="0" distL="0" distR="0" wp14:anchorId="6D088989" wp14:editId="579621ED">
             <wp:extent cx="4631961" cy="3699022"/>
@@ -10622,14 +10584,7 @@
           <w:rPr>
             <w:rFonts w:ascii="Cambria Math" w:eastAsiaTheme="minorEastAsia" w:hAnsi="Cambria Math" w:cs="Times New Roman"/>
           </w:rPr>
-          <m:t>ϵ+α=</m:t>
-        </m:r>
-        <m:r>
-          <w:rPr>
-            <w:rFonts w:ascii="Cambria Math" w:eastAsiaTheme="minorEastAsia" w:hAnsi="Cambria Math" w:cs="Times New Roman"/>
-          </w:rPr>
-          <w:lastRenderedPageBreak/>
-          <m:t xml:space="preserve">1.5 </m:t>
+          <m:t xml:space="preserve">ϵ+α=1.5 </m:t>
         </m:r>
         <m:sSup>
           <m:sSupPr>
@@ -10739,19 +10694,7 @@
         <w:rPr>
           <w:rFonts w:ascii="Times New Roman" w:eastAsiaTheme="minorEastAsia" w:hAnsi="Times New Roman" w:cs="Times New Roman"/>
         </w:rPr>
-        <w:t>The cloud model is not constrained by a buoyancy closure</w:t>
-      </w:r>
-      <w:r>
-        <w:rPr>
-          <w:rFonts w:ascii="Times New Roman" w:eastAsiaTheme="minorEastAsia" w:hAnsi="Times New Roman" w:cs="Times New Roman"/>
-        </w:rPr>
-        <w:t xml:space="preserve">. </w:t>
-      </w:r>
-      <w:r>
-        <w:rPr>
-          <w:rFonts w:ascii="Times New Roman" w:eastAsiaTheme="minorEastAsia" w:hAnsi="Times New Roman" w:cs="Times New Roman"/>
-        </w:rPr>
-        <w:t xml:space="preserve">Buoyancy is diagnosed from the density potential temperature </w:t>
+        <w:t xml:space="preserve">The cloud model is not constrained by a buoyancy closure. Buoyancy is diagnosed from the density potential temperature </w:t>
       </w:r>
       <m:oMath>
         <m:sSub>
@@ -10785,19 +10728,7 @@
         <w:rPr>
           <w:rFonts w:ascii="Times New Roman" w:eastAsiaTheme="minorEastAsia" w:hAnsi="Times New Roman" w:cs="Times New Roman"/>
         </w:rPr>
-        <w:t xml:space="preserve"> (including the effect of the modeled water vapor and liquid water on density) of the entraining updraft parcel.</w:t>
-      </w:r>
-      <w:r>
-        <w:rPr>
-          <w:rFonts w:ascii="Times New Roman" w:eastAsiaTheme="minorEastAsia" w:hAnsi="Times New Roman" w:cs="Times New Roman"/>
-        </w:rPr>
-        <w:t xml:space="preserve"> T</w:t>
-      </w:r>
-      <w:r>
-        <w:rPr>
-          <w:rFonts w:ascii="Times New Roman" w:eastAsiaTheme="minorEastAsia" w:hAnsi="Times New Roman" w:cs="Times New Roman"/>
-        </w:rPr>
-        <w:t xml:space="preserve">he cloud height is comparable to the height at which the buoyancy </w:t>
+        <w:t xml:space="preserve"> (including the effect of the modeled water vapor and liquid water on density) of the entraining updraft parcel. The cloud height is comparable to the height at which the buoyancy </w:t>
       </w:r>
       <m:oMath>
         <m:r>
@@ -10901,13 +10832,7 @@
         <w:rPr>
           <w:rFonts w:ascii="Times New Roman" w:eastAsiaTheme="minorEastAsia" w:hAnsi="Times New Roman" w:cs="Times New Roman"/>
         </w:rPr>
-        <w:t xml:space="preserve"> integrates to zer</w:t>
-      </w:r>
-      <w:r>
-        <w:rPr>
-          <w:rFonts w:ascii="Times New Roman" w:eastAsiaTheme="minorEastAsia" w:hAnsi="Times New Roman" w:cs="Times New Roman"/>
-        </w:rPr>
-        <w:t>o.</w:t>
+        <w:t xml:space="preserve"> integrates to zero.</w:t>
       </w:r>
     </w:p>
     <w:p>
@@ -10922,6 +10847,7 @@
           <w:rFonts w:ascii="Times New Roman" w:eastAsiaTheme="minorEastAsia" w:hAnsi="Times New Roman" w:cs="Times New Roman"/>
           <w:noProof/>
         </w:rPr>
+        <w:lastRenderedPageBreak/>
         <w:drawing>
           <wp:inline distT="0" distB="0" distL="0" distR="0" wp14:anchorId="7A3013D2" wp14:editId="2C31154D">
             <wp:extent cx="4427316" cy="3530745"/>
@@ -11282,14 +11208,7 @@
         <w:rPr>
           <w:rFonts w:ascii="Times New Roman" w:eastAsiaTheme="minorEastAsia" w:hAnsi="Times New Roman" w:cs="Times New Roman"/>
         </w:rPr>
-        <w:t xml:space="preserve">. Clouds with sink </w:t>
-      </w:r>
-      <w:r>
-        <w:rPr>
-          <w:rFonts w:ascii="Times New Roman" w:eastAsiaTheme="minorEastAsia" w:hAnsi="Times New Roman" w:cs="Times New Roman"/>
-        </w:rPr>
-        <w:lastRenderedPageBreak/>
-        <w:t>rate of less than 0.</w:t>
+        <w:t>. Clouds with sink rate of less than 0.</w:t>
       </w:r>
       <w:r>
         <w:rPr>
@@ -11341,6 +11260,7 @@
           <w:rFonts w:ascii="Aptos Narrow" w:eastAsiaTheme="minorEastAsia" w:hAnsi="Aptos Narrow" w:cs="Times New Roman"/>
           <w:noProof/>
         </w:rPr>
+        <w:lastRenderedPageBreak/>
         <w:drawing>
           <wp:inline distT="0" distB="0" distL="0" distR="0" wp14:anchorId="65F40AEF" wp14:editId="5E544D43">
             <wp:extent cx="3070445" cy="4346714"/>
@@ -11997,13 +11917,7 @@
           <w:rPr>
             <w:rFonts w:ascii="Cambria Math" w:hAnsi="Cambria Math" w:cs="Times New Roman"/>
           </w:rPr>
-          <m:t>0.5</m:t>
-        </m:r>
-        <m:r>
-          <w:rPr>
-            <w:rFonts w:ascii="Cambria Math" w:hAnsi="Cambria Math" w:cs="Times New Roman"/>
-          </w:rPr>
-          <m:t>,</m:t>
+          <m:t>0.5,</m:t>
         </m:r>
       </m:oMath>
       <w:r>
@@ -12224,14 +12138,7 @@
         <w:rPr>
           <w:rFonts w:ascii="Times New Roman" w:hAnsi="Times New Roman" w:cs="Times New Roman"/>
         </w:rPr>
-        <w:t xml:space="preserve">) also has the </w:t>
-      </w:r>
-      <w:r>
-        <w:rPr>
-          <w:rFonts w:ascii="Times New Roman" w:hAnsi="Times New Roman" w:cs="Times New Roman"/>
-        </w:rPr>
-        <w:lastRenderedPageBreak/>
-        <w:t>all-sky mean. Thus</w:t>
+        <w:t>) also has the all-sky mean. Thus</w:t>
       </w:r>
       <w:r>
         <w:rPr>
@@ -12727,7 +12634,9 @@
       <w:r>
         <w:rPr>
           <w:rFonts w:ascii="Times New Roman" w:eastAsiaTheme="minorEastAsia" w:hAnsi="Times New Roman" w:cs="Times New Roman"/>
-        </w:rPr>
+          <w:noProof/>
+        </w:rPr>
+        <w:lastRenderedPageBreak/>
         <w:drawing>
           <wp:inline distT="0" distB="0" distL="0" distR="0" wp14:anchorId="1D66F9C9" wp14:editId="77E6AA8C">
             <wp:extent cx="3602403" cy="1428750"/>
@@ -13040,19 +12949,7 @@
         <w:rPr>
           <w:rFonts w:ascii="Times New Roman" w:eastAsiaTheme="minorEastAsia" w:hAnsi="Times New Roman" w:cs="Times New Roman"/>
         </w:rPr>
-        <w:t xml:space="preserve"> </w:t>
-      </w:r>
-      <w:r>
-        <w:rPr>
-          <w:rFonts w:ascii="Times New Roman" w:eastAsiaTheme="minorEastAsia" w:hAnsi="Times New Roman" w:cs="Times New Roman"/>
-        </w:rPr>
-        <w:t>(Fig. FEDDYMETHOD2)</w:t>
-      </w:r>
-      <w:r>
-        <w:rPr>
-          <w:rFonts w:ascii="Times New Roman" w:eastAsiaTheme="minorEastAsia" w:hAnsi="Times New Roman" w:cs="Times New Roman"/>
-        </w:rPr>
-        <w:t xml:space="preserve"> for each cloud height </w:t>
+        <w:t xml:space="preserve"> (Fig. FEDDYMETHOD2) for each cloud height </w:t>
       </w:r>
       <m:oMath>
         <m:sSub>
@@ -13550,6 +13447,7 @@
       <w:r>
         <w:rPr>
           <w:rFonts w:ascii="Times New Roman" w:eastAsiaTheme="minorEastAsia" w:hAnsi="Times New Roman" w:cs="Times New Roman"/>
+          <w:noProof/>
         </w:rPr>
         <w:lastRenderedPageBreak/>
         <w:drawing>
@@ -13625,13 +13523,7 @@
           <w:rPr>
             <w:rFonts w:ascii="Cambria Math" w:eastAsiaTheme="minorEastAsia" w:hAnsi="Cambria Math" w:cs="Times New Roman"/>
           </w:rPr>
-          <m:t>x=0.5</m:t>
-        </m:r>
-        <m:r>
-          <w:rPr>
-            <w:rFonts w:ascii="Cambria Math" w:eastAsiaTheme="minorEastAsia" w:hAnsi="Cambria Math" w:cs="Times New Roman"/>
-          </w:rPr>
-          <m:t>3</m:t>
+          <m:t>x=0.53</m:t>
         </m:r>
       </m:oMath>
       <w:r>
@@ -13771,6 +13663,253 @@
       <w:pPr>
         <w:pStyle w:val="BodyText"/>
         <w:rPr>
+          <w:rFonts w:ascii="Aptos Narrow" w:eastAsiaTheme="minorEastAsia" w:hAnsi="Aptos Narrow" w:cs="Times New Roman"/>
+        </w:rPr>
+      </w:pPr>
+    </w:p>
+    <w:p>
+      <w:pPr>
+        <w:pStyle w:val="BodyText"/>
+        <w:rPr>
+          <w:rFonts w:ascii="Aptos Narrow" w:eastAsiaTheme="minorEastAsia" w:hAnsi="Aptos Narrow" w:cs="Times New Roman"/>
+        </w:rPr>
+      </w:pPr>
+      <w:r>
+        <w:rPr>
+          <w:rFonts w:ascii="Aptos Narrow" w:eastAsiaTheme="minorEastAsia" w:hAnsi="Aptos Narrow" w:cs="Times New Roman"/>
+          <w:noProof/>
+        </w:rPr>
+        <w:lastRenderedPageBreak/>
+        <w:drawing>
+          <wp:inline distT="0" distB="0" distL="0" distR="0" wp14:anchorId="610233A2" wp14:editId="5393CE26">
+            <wp:extent cx="3759200" cy="2971800"/>
+            <wp:effectExtent l="0" t="0" r="0" b="0"/>
+            <wp:docPr id="1445988428" name="Picture 1" descr="A comparison of different types of mass and moisture flux&#10;&#10;AI-generated content may be incorrect."/>
+            <wp:cNvGraphicFramePr>
+              <a:graphicFrameLocks xmlns:a="http://schemas.openxmlformats.org/drawingml/2006/main" noChangeAspect="1"/>
+            </wp:cNvGraphicFramePr>
+            <a:graphic xmlns:a="http://schemas.openxmlformats.org/drawingml/2006/main">
+              <a:graphicData uri="http://schemas.openxmlformats.org/drawingml/2006/picture">
+                <pic:pic xmlns:pic="http://schemas.openxmlformats.org/drawingml/2006/picture">
+                  <pic:nvPicPr>
+                    <pic:cNvPr id="1445988428" name="Picture 1" descr="A comparison of different types of mass and moisture flux&#10;&#10;AI-generated content may be incorrect."/>
+                    <pic:cNvPicPr/>
+                  </pic:nvPicPr>
+                  <pic:blipFill>
+                    <a:blip r:embed="rId16"/>
+                    <a:stretch>
+                      <a:fillRect/>
+                    </a:stretch>
+                  </pic:blipFill>
+                  <pic:spPr>
+                    <a:xfrm>
+                      <a:off x="0" y="0"/>
+                      <a:ext cx="3759200" cy="2971800"/>
+                    </a:xfrm>
+                    <a:prstGeom prst="rect">
+                      <a:avLst/>
+                    </a:prstGeom>
+                  </pic:spPr>
+                </pic:pic>
+              </a:graphicData>
+            </a:graphic>
+          </wp:inline>
+        </w:drawing>
+      </w:r>
+    </w:p>
+    <w:p>
+      <w:pPr>
+        <w:pStyle w:val="BodyText"/>
+        <w:rPr>
+          <w:rFonts w:ascii="Aptos Narrow" w:eastAsiaTheme="minorEastAsia" w:hAnsi="Aptos Narrow" w:cs="Times New Roman"/>
+        </w:rPr>
+      </w:pPr>
+      <w:r>
+        <w:rPr>
+          <w:rFonts w:ascii="Aptos Narrow" w:eastAsiaTheme="minorEastAsia" w:hAnsi="Aptos Narrow" w:cs="Times New Roman"/>
+        </w:rPr>
+        <w:t>Figure MASSGFLUX. Model mass flux (a) and moisture flux (b) for 260</w:t>
+      </w:r>
+      <m:oMath>
+        <m:r>
+          <w:rPr>
+            <w:rFonts w:ascii="Cambria Math" w:eastAsiaTheme="minorEastAsia" w:hAnsi="Cambria Math" w:cs="Times New Roman"/>
+          </w:rPr>
+          <m:t>×</m:t>
+        </m:r>
+      </m:oMath>
+      <w:r>
+        <w:rPr>
+          <w:rFonts w:ascii="Aptos Narrow" w:eastAsiaTheme="minorEastAsia" w:hAnsi="Aptos Narrow" w:cs="Times New Roman"/>
+        </w:rPr>
+        <w:t>260 km</w:t>
+      </w:r>
+      <w:r>
+        <w:rPr>
+          <w:rFonts w:ascii="Aptos Narrow" w:eastAsiaTheme="minorEastAsia" w:hAnsi="Aptos Narrow" w:cs="Times New Roman"/>
+          <w:vertAlign w:val="superscript"/>
+        </w:rPr>
+        <w:t>–2</w:t>
+      </w:r>
+      <w:r>
+        <w:rPr>
+          <w:rFonts w:ascii="Aptos Narrow" w:eastAsiaTheme="minorEastAsia" w:hAnsi="Aptos Narrow" w:cs="Times New Roman"/>
+        </w:rPr>
+        <w:t xml:space="preserve"> GOES scenes matching reflectance bins of 0-0.45, with precipitation efficiency </w:t>
+      </w:r>
+      <m:oMath>
+        <m:r>
+          <w:rPr>
+            <w:rFonts w:ascii="Cambria Math" w:eastAsiaTheme="minorEastAsia" w:hAnsi="Cambria Math" w:cs="Times New Roman"/>
+          </w:rPr>
+          <m:t>x=0.53</m:t>
+        </m:r>
+      </m:oMath>
+      <w:r>
+        <w:rPr>
+          <w:rFonts w:ascii="Aptos Narrow" w:eastAsiaTheme="minorEastAsia" w:hAnsi="Aptos Narrow" w:cs="Times New Roman"/>
+        </w:rPr>
+        <w:t>. White line shows the number (10</w:t>
+      </w:r>
+      <w:r>
+        <w:rPr>
+          <w:rFonts w:ascii="Aptos Narrow" w:eastAsiaTheme="minorEastAsia" w:hAnsi="Aptos Narrow" w:cs="Times New Roman"/>
+          <w:vertAlign w:val="superscript"/>
+        </w:rPr>
+        <w:t>–3</w:t>
+      </w:r>
+      <w:r>
+        <w:rPr>
+          <w:rFonts w:ascii="Aptos Narrow" w:eastAsiaTheme="minorEastAsia" w:hAnsi="Aptos Narrow" w:cs="Times New Roman"/>
+        </w:rPr>
+        <w:t>)</w:t>
+      </w:r>
+      <w:r>
+        <w:rPr>
+          <w:rFonts w:ascii="Aptos Narrow" w:eastAsiaTheme="minorEastAsia" w:hAnsi="Aptos Narrow" w:cs="Times New Roman"/>
+        </w:rPr>
+        <w:t xml:space="preserve"> of scenes</w:t>
+      </w:r>
+      <w:r>
+        <w:rPr>
+          <w:rFonts w:ascii="Aptos Narrow" w:eastAsiaTheme="minorEastAsia" w:hAnsi="Aptos Narrow" w:cs="Times New Roman"/>
+        </w:rPr>
+        <w:t xml:space="preserve"> in each 0.025 reflectance bin.</w:t>
+      </w:r>
+    </w:p>
+    <w:p>
+      <w:pPr>
+        <w:pStyle w:val="BodyText"/>
+        <w:rPr>
+          <w:rFonts w:ascii="Times New Roman" w:eastAsiaTheme="minorEastAsia" w:hAnsi="Times New Roman" w:cs="Times New Roman"/>
+        </w:rPr>
+      </w:pPr>
+      <w:r>
+        <w:rPr>
+          <w:rFonts w:ascii="Times New Roman" w:eastAsiaTheme="minorEastAsia" w:hAnsi="Times New Roman" w:cs="Times New Roman"/>
+          <w:noProof/>
+        </w:rPr>
+        <w:drawing>
+          <wp:inline distT="0" distB="0" distL="0" distR="0" wp14:anchorId="22CD07D4" wp14:editId="7345656E">
+            <wp:extent cx="3155950" cy="2344420"/>
+            <wp:effectExtent l="0" t="0" r="0" b="0"/>
+            <wp:docPr id="835249246" name="Picture 1" descr="A graph of a line graph&#10;&#10;AI-generated content may be incorrect."/>
+            <wp:cNvGraphicFramePr>
+              <a:graphicFrameLocks xmlns:a="http://schemas.openxmlformats.org/drawingml/2006/main" noChangeAspect="1"/>
+            </wp:cNvGraphicFramePr>
+            <a:graphic xmlns:a="http://schemas.openxmlformats.org/drawingml/2006/main">
+              <a:graphicData uri="http://schemas.openxmlformats.org/drawingml/2006/picture">
+                <pic:pic xmlns:pic="http://schemas.openxmlformats.org/drawingml/2006/picture">
+                  <pic:nvPicPr>
+                    <pic:cNvPr id="835249246" name="Picture 1" descr="A graph of a line graph&#10;&#10;AI-generated content may be incorrect."/>
+                    <pic:cNvPicPr/>
+                  </pic:nvPicPr>
+                  <pic:blipFill>
+                    <a:blip r:embed="rId17"/>
+                    <a:stretch>
+                      <a:fillRect/>
+                    </a:stretch>
+                  </pic:blipFill>
+                  <pic:spPr>
+                    <a:xfrm>
+                      <a:off x="0" y="0"/>
+                      <a:ext cx="3160684" cy="2347937"/>
+                    </a:xfrm>
+                    <a:prstGeom prst="rect">
+                      <a:avLst/>
+                    </a:prstGeom>
+                  </pic:spPr>
+                </pic:pic>
+              </a:graphicData>
+            </a:graphic>
+          </wp:inline>
+        </w:drawing>
+      </w:r>
+    </w:p>
+    <w:p>
+      <w:pPr>
+        <w:pStyle w:val="BodyText"/>
+        <w:rPr>
+          <w:rFonts w:ascii="Aptos Narrow" w:eastAsiaTheme="minorEastAsia" w:hAnsi="Aptos Narrow" w:cs="Times New Roman"/>
+        </w:rPr>
+      </w:pPr>
+      <w:r>
+        <w:rPr>
+          <w:rFonts w:ascii="Aptos Narrow" w:eastAsiaTheme="minorEastAsia" w:hAnsi="Aptos Narrow" w:cs="Times New Roman"/>
+        </w:rPr>
+        <w:t xml:space="preserve">Figure REFLMASSFL. Modeled mean cloud base (700 m) mass flux for all scenes in each reflectance bin (blue points and whiskers). Black line shows a slope of </w:t>
+      </w:r>
+      <w:r>
+        <w:rPr>
+          <w:rFonts w:ascii="Aptos Narrow" w:eastAsiaTheme="minorEastAsia" w:hAnsi="Aptos Narrow" w:cs="Times New Roman"/>
+        </w:rPr>
+        <w:br/>
+        <w:t>0.42 cm s</w:t>
+      </w:r>
+      <w:r>
+        <w:rPr>
+          <w:rFonts w:ascii="Aptos Narrow" w:eastAsiaTheme="minorEastAsia" w:hAnsi="Aptos Narrow" w:cs="Times New Roman"/>
+          <w:vertAlign w:val="superscript"/>
+        </w:rPr>
+        <w:t>–1</w:t>
+      </w:r>
+      <w:r>
+        <w:rPr>
+          <w:rFonts w:ascii="Aptos Narrow" w:eastAsiaTheme="minorEastAsia" w:hAnsi="Aptos Narrow" w:cs="Times New Roman"/>
+        </w:rPr>
+        <w:t xml:space="preserve"> (% reflectance)</w:t>
+      </w:r>
+      <w:r>
+        <w:rPr>
+          <w:rFonts w:ascii="Aptos Narrow" w:eastAsiaTheme="minorEastAsia" w:hAnsi="Aptos Narrow" w:cs="Times New Roman"/>
+          <w:vertAlign w:val="superscript"/>
+        </w:rPr>
+        <w:t>–1</w:t>
+      </w:r>
+      <w:r>
+        <w:rPr>
+          <w:rFonts w:ascii="Aptos Narrow" w:eastAsiaTheme="minorEastAsia" w:hAnsi="Aptos Narrow" w:cs="Times New Roman"/>
+        </w:rPr>
+        <w:t>. Gray line shows relative number (10</w:t>
+      </w:r>
+      <w:r>
+        <w:rPr>
+          <w:rFonts w:ascii="Aptos Narrow" w:eastAsiaTheme="minorEastAsia" w:hAnsi="Aptos Narrow" w:cs="Times New Roman"/>
+          <w:vertAlign w:val="superscript"/>
+        </w:rPr>
+        <w:t>–5</w:t>
+      </w:r>
+      <w:r>
+        <w:rPr>
+          <w:rFonts w:ascii="Aptos Narrow" w:eastAsiaTheme="minorEastAsia" w:hAnsi="Aptos Narrow" w:cs="Times New Roman"/>
+        </w:rPr>
+        <w:t>) of scenes in each reflectance bin.</w:t>
+      </w:r>
+    </w:p>
+    <w:p>
+      <w:pPr>
+        <w:pStyle w:val="BodyText"/>
+        <w:rPr>
           <w:rFonts w:ascii="Times New Roman" w:eastAsiaTheme="minorEastAsia" w:hAnsi="Times New Roman" w:cs="Times New Roman"/>
         </w:rPr>
       </w:pPr>
@@ -13842,7 +13981,14 @@
         <w:rPr>
           <w:rFonts w:eastAsiaTheme="minorEastAsia"/>
         </w:rPr>
-        <w:t xml:space="preserve">the steady total (vapor + liquid) cloud water specific humidity </w:t>
+        <w:t xml:space="preserve">the steady total (vapor + </w:t>
+      </w:r>
+      <w:r>
+        <w:rPr>
+          <w:rFonts w:eastAsiaTheme="minorEastAsia"/>
+        </w:rPr>
+        <w:lastRenderedPageBreak/>
+        <w:t xml:space="preserve">liquid) cloud water specific humidity </w:t>
       </w:r>
       <m:oMath>
         <m:sSub>
@@ -14121,7 +14267,6 @@
         <w:rPr>
           <w:rFonts w:eastAsiaTheme="minorEastAsia"/>
         </w:rPr>
-        <w:lastRenderedPageBreak/>
         <w:t xml:space="preserve">Isotope ratio </w:t>
       </w:r>
       <m:oMath>
@@ -16076,6 +16221,7 @@
         <w:rPr>
           <w:rFonts w:eastAsiaTheme="minorEastAsia"/>
         </w:rPr>
+        <w:lastRenderedPageBreak/>
         <w:t>Explicitly simulating the large-scale subsidence of the assumed isotope profile,</w:t>
       </w:r>
       <w:r>
@@ -16249,7 +16395,6 @@
           <w:rFonts w:eastAsiaTheme="minorEastAsia"/>
           <w:noProof/>
         </w:rPr>
-        <w:lastRenderedPageBreak/>
         <w:drawing>
           <wp:inline distT="0" distB="0" distL="0" distR="0" wp14:anchorId="0E590B0E" wp14:editId="0909D65B">
             <wp:extent cx="3708589" cy="2771140"/>
@@ -16266,7 +16411,7 @@
                     <pic:cNvPicPr/>
                   </pic:nvPicPr>
                   <pic:blipFill>
-                    <a:blip r:embed="rId16"/>
+                    <a:blip r:embed="rId18"/>
                     <a:stretch>
                       <a:fillRect/>
                     </a:stretch>
@@ -16498,7 +16643,7 @@
                     <pic:cNvPicPr/>
                   </pic:nvPicPr>
                   <pic:blipFill>
-                    <a:blip r:embed="rId17"/>
+                    <a:blip r:embed="rId19"/>
                     <a:stretch>
                       <a:fillRect/>
                     </a:stretch>
@@ -16536,7 +16681,15 @@
           <w:rFonts w:ascii="Aptos Narrow" w:eastAsia="Times New Roman" w:hAnsi="Aptos Narrow" w:cstheme="minorHAnsi"/>
           <w:color w:val="323130"/>
         </w:rPr>
-        <w:t xml:space="preserve">. Cloud total and vapor deuterium isotope ratios for 4 cloud experiments with entrainment rate of </w:t>
+        <w:t xml:space="preserve">. Cloud total and vapor deuterium isotope ratios for 4 cloud experiments </w:t>
+      </w:r>
+      <w:r>
+        <w:rPr>
+          <w:rFonts w:ascii="Aptos Narrow" w:eastAsia="Times New Roman" w:hAnsi="Aptos Narrow" w:cstheme="minorHAnsi"/>
+          <w:color w:val="323130"/>
+        </w:rPr>
+        <w:lastRenderedPageBreak/>
+        <w:t xml:space="preserve">with entrainment rate of </w:t>
       </w:r>
       <m:oMath>
         <m:r>
@@ -16833,14 +16986,7 @@
         <w:rPr>
           <w:rFonts w:eastAsiaTheme="minorEastAsia"/>
         </w:rPr>
-        <w:t xml:space="preserve">is shown in Fig. RVVQ. The physics of equilibrium cloud condensation </w:t>
-      </w:r>
-      <w:r>
-        <w:rPr>
-          <w:rFonts w:eastAsiaTheme="minorEastAsia"/>
-        </w:rPr>
-        <w:lastRenderedPageBreak/>
-        <w:t xml:space="preserve">result in a concave up cloud vapor profile (cyan) near the initial humidity, where concave up </w:t>
+        <w:t xml:space="preserve">is shown in Fig. RVVQ. The physics of equilibrium cloud condensation result in a concave up cloud vapor profile (cyan) near the initial humidity, where concave up </w:t>
       </w:r>
       <m:oMath>
         <m:r>
@@ -17058,7 +17204,7 @@
                     <pic:cNvPicPr/>
                   </pic:nvPicPr>
                   <pic:blipFill>
-                    <a:blip r:embed="rId18"/>
+                    <a:blip r:embed="rId20"/>
                     <a:stretch>
                       <a:fillRect/>
                     </a:stretch>
@@ -17093,6 +17239,7 @@
           <w:noProof/>
           <w:color w:val="323130"/>
         </w:rPr>
+        <w:lastRenderedPageBreak/>
         <w:drawing>
           <wp:inline distT="0" distB="0" distL="0" distR="0" wp14:anchorId="1250CBD9" wp14:editId="40A8FF8D">
             <wp:extent cx="3746500" cy="2895600"/>
@@ -17109,7 +17256,7 @@
                     <pic:cNvPicPr/>
                   </pic:nvPicPr>
                   <pic:blipFill>
-                    <a:blip r:embed="rId19"/>
+                    <a:blip r:embed="rId21"/>
                     <a:stretch>
                       <a:fillRect/>
                     </a:stretch>
@@ -17174,7 +17321,6 @@
           <w:noProof/>
           <w:color w:val="323130"/>
         </w:rPr>
-        <w:lastRenderedPageBreak/>
         <w:drawing>
           <wp:inline distT="0" distB="0" distL="0" distR="0" wp14:anchorId="2E609526" wp14:editId="4A468CE0">
             <wp:extent cx="3826413" cy="2844636"/>
@@ -17191,7 +17337,7 @@
                     <pic:cNvPicPr/>
                   </pic:nvPicPr>
                   <pic:blipFill>
-                    <a:blip r:embed="rId20"/>
+                    <a:blip r:embed="rId22"/>
                     <a:stretch>
                       <a:fillRect/>
                     </a:stretch>
@@ -17324,7 +17470,15 @@
           <w:rFonts w:ascii="Times New Roman" w:eastAsiaTheme="minorEastAsia" w:hAnsi="Times New Roman" w:cs="Times New Roman"/>
           <w:highlight w:val="lightGray"/>
         </w:rPr>
-        <w:t>balance large scale advection and subsidence. Most of this moisture flux is below 3 km and most of the mass flux is below 2 km. The cloud and total eddy moisture flux balance subsidence drying at the strong moisture derivative at the top of the trade cumulus layer at 2-3 km. The strong difference at 2-3 km between the dry environment and the cloud updraft, whose specific humidity is proportional to the saturation specific humidity, achieves the moisture flux there. Precipitation is zero at cloud top (1.7 km) and integrates downward proportional to cloud liquid water, confining it in the lower cloud layer.</w:t>
+        <w:t xml:space="preserve">balance large scale advection and subsidence. Most of this moisture flux is below 3 km and most of the mass flux is below 2 km. The cloud and total eddy moisture flux balance subsidence drying at the strong moisture </w:t>
+      </w:r>
+      <w:r>
+        <w:rPr>
+          <w:rFonts w:ascii="Times New Roman" w:eastAsiaTheme="minorEastAsia" w:hAnsi="Times New Roman" w:cs="Times New Roman"/>
+          <w:highlight w:val="lightGray"/>
+        </w:rPr>
+        <w:lastRenderedPageBreak/>
+        <w:t>derivative at the top of the trade cumulus layer at 2-3 km. The strong difference at 2-3 km between the dry environment and the cloud updraft, whose specific humidity is proportional to the saturation specific humidity, achieves the moisture flux there. Precipitation is zero at cloud top (1.7 km) and integrates downward proportional to cloud liquid water, confining it in the lower cloud layer.</w:t>
       </w:r>
     </w:p>
     <w:p>
@@ -17875,7 +18029,6 @@
         <w:rPr>
           <w:rFonts w:ascii="Times New Roman" w:eastAsiaTheme="minorEastAsia" w:hAnsi="Times New Roman" w:cs="Times New Roman"/>
         </w:rPr>
-        <w:lastRenderedPageBreak/>
         <w:t>[The total sink rate affects the solution only through the specific humidities obtained from the cloud model. The autoconversion affects the partition between precipitation and cloud updraft flux.]</w:t>
       </w:r>
     </w:p>
@@ -17915,7 +18068,7 @@
                     <pic:cNvPicPr/>
                   </pic:nvPicPr>
                   <pic:blipFill>
-                    <a:blip r:embed="rId21"/>
+                    <a:blip r:embed="rId23"/>
                     <a:stretch>
                       <a:fillRect/>
                     </a:stretch>
@@ -18321,6 +18474,7 @@
         <w:rPr>
           <w:rFonts w:ascii="Times New Roman" w:eastAsiaTheme="minorEastAsia" w:hAnsi="Times New Roman" w:cs="Times New Roman"/>
         </w:rPr>
+        <w:lastRenderedPageBreak/>
         <w:t xml:space="preserve">The precipitation </w:t>
       </w:r>
       <w:proofErr w:type="gramStart"/>
@@ -18688,7 +18842,6 @@
         </w:numPr>
       </w:pPr>
       <w:r>
-        <w:lastRenderedPageBreak/>
         <w:t xml:space="preserve">Reduce the lapse rate, so add </w:t>
       </w:r>
       <m:oMath>
@@ -19465,8 +19618,8 @@
       </w:pPr>
     </w:p>
     <w:sectPr>
-      <w:footerReference w:type="even" r:id="rId22"/>
-      <w:footerReference w:type="default" r:id="rId23"/>
+      <w:footerReference w:type="even" r:id="rId24"/>
+      <w:footerReference w:type="default" r:id="rId25"/>
       <w:pgSz w:w="12240" w:h="15840"/>
       <w:pgMar w:top="1440" w:right="1440" w:bottom="1440" w:left="1440" w:header="720" w:footer="720" w:gutter="0"/>
       <w:cols w:space="720"/>
@@ -20287,6 +20440,7 @@
   <w:style w:type="character" w:default="1" w:styleId="DefaultParagraphFont">
     <w:name w:val="Default Paragraph Font"/>
     <w:uiPriority w:val="1"/>
+    <w:semiHidden/>
     <w:unhideWhenUsed/>
   </w:style>
   <w:style w:type="table" w:default="1" w:styleId="TableNormal">

--- a/doc/massflux.docx
+++ b/doc/massflux.docx
@@ -261,7 +261,13 @@
         <w:rPr>
           <w:rFonts w:ascii="Times New Roman" w:hAnsi="Times New Roman" w:cs="Times New Roman"/>
         </w:rPr>
-        <w:t xml:space="preserve">The cloud ensemble eddy moisture flux </w:t>
+        <w:t>In our model, t</w:t>
+      </w:r>
+      <w:r>
+        <w:rPr>
+          <w:rFonts w:ascii="Times New Roman" w:hAnsi="Times New Roman" w:cs="Times New Roman"/>
+        </w:rPr>
+        <w:t xml:space="preserve">he cloud ensemble eddy moisture flux </w:t>
       </w:r>
       <w:r>
         <w:rPr>
@@ -303,19 +309,49 @@
         <w:rPr>
           <w:rFonts w:ascii="Times New Roman" w:hAnsi="Times New Roman" w:cs="Times New Roman"/>
         </w:rPr>
-        <w:t xml:space="preserve">. Weaker large-scale drying circulation implies weaker moistening by the clouds, and weaker cloud updrafts. Yet in the ensemble of cloud top heights </w:t>
-      </w:r>
-      <w:r>
-        <w:rPr>
-          <w:rFonts w:ascii="Times New Roman" w:hAnsi="Times New Roman" w:cs="Times New Roman"/>
-        </w:rPr>
-        <w:t>observed</w:t>
-      </w:r>
-      <w:r>
-        <w:rPr>
-          <w:rFonts w:ascii="Times New Roman" w:hAnsi="Times New Roman" w:cs="Times New Roman"/>
-        </w:rPr>
-        <w:t xml:space="preserve"> by satellite, scenes with greater cloud fraction have stronger mass and moisture fluxes. This reveals an apparent inconsistency between the mean moisture budget of the shallow cumulus cloud layer, and the mesoscale circulations that are integral to its emergent shallow cloud ensemble.</w:t>
+        <w:t xml:space="preserve">. Weaker large-scale drying circulation implies weaker moistening by the clouds, and weaker cloud updrafts. Yet </w:t>
+      </w:r>
+      <w:r>
+        <w:rPr>
+          <w:rFonts w:ascii="Times New Roman" w:hAnsi="Times New Roman" w:cs="Times New Roman"/>
+        </w:rPr>
+        <w:t>scenes with greater cloud fraction</w:t>
+      </w:r>
+      <w:r>
+        <w:rPr>
+          <w:rFonts w:ascii="Times New Roman" w:hAnsi="Times New Roman" w:cs="Times New Roman"/>
+        </w:rPr>
+        <w:t xml:space="preserve"> </w:t>
+      </w:r>
+      <w:r>
+        <w:rPr>
+          <w:rFonts w:ascii="Times New Roman" w:hAnsi="Times New Roman" w:cs="Times New Roman"/>
+        </w:rPr>
+        <w:t>have stronger mass and moisture fluxes</w:t>
+      </w:r>
+      <w:r>
+        <w:rPr>
+          <w:rFonts w:ascii="Times New Roman" w:hAnsi="Times New Roman" w:cs="Times New Roman"/>
+        </w:rPr>
+        <w:t xml:space="preserve">, </w:t>
+      </w:r>
+      <w:r>
+        <w:rPr>
+          <w:rFonts w:ascii="Times New Roman" w:hAnsi="Times New Roman" w:cs="Times New Roman"/>
+        </w:rPr>
+        <w:t>in the ensemble of cloud top heights observed by satellite</w:t>
+      </w:r>
+      <w:r>
+        <w:rPr>
+          <w:rFonts w:ascii="Times New Roman" w:hAnsi="Times New Roman" w:cs="Times New Roman"/>
+        </w:rPr>
+        <w:t>, consistent with the correlations between clouds and mesoscale mass flux observed in the EUREC4A field campaign</w:t>
+      </w:r>
+      <w:r>
+        <w:rPr>
+          <w:rFonts w:ascii="Times New Roman" w:hAnsi="Times New Roman" w:cs="Times New Roman"/>
+        </w:rPr>
+        <w:t>. This reveals an apparent inconsistency between the mean moisture budget of the shallow cumulus cloud layer, and the mesoscale circulations that are integral to its emergent shallow cloud ensemble.</w:t>
       </w:r>
     </w:p>
     <w:p>
@@ -578,6 +614,7 @@
         <w:rPr>
           <w:rFonts w:ascii="Times New Roman" w:hAnsi="Times New Roman" w:cs="Times New Roman"/>
         </w:rPr>
+        <w:lastRenderedPageBreak/>
         <w:t>dropsonde circles</w:t>
       </w:r>
       <w:r>
@@ -608,7 +645,6 @@
         <w:rPr>
           <w:rFonts w:ascii="Times New Roman" w:hAnsi="Times New Roman" w:cs="Times New Roman"/>
         </w:rPr>
-        <w:lastRenderedPageBreak/>
         <w:t>limiting</w:t>
       </w:r>
       <w:r>

--- a/doc/massflux.docx
+++ b/doc/massflux.docx
@@ -315,13 +315,7 @@
         <w:rPr>
           <w:rFonts w:ascii="Times New Roman" w:hAnsi="Times New Roman" w:cs="Times New Roman"/>
         </w:rPr>
-        <w:t>scenes with greater cloud fraction</w:t>
-      </w:r>
-      <w:r>
-        <w:rPr>
-          <w:rFonts w:ascii="Times New Roman" w:hAnsi="Times New Roman" w:cs="Times New Roman"/>
-        </w:rPr>
-        <w:t xml:space="preserve"> </w:t>
+        <w:t xml:space="preserve">scenes with greater cloud fraction </w:t>
       </w:r>
       <w:r>
         <w:rPr>
@@ -333,19 +327,7 @@
         <w:rPr>
           <w:rFonts w:ascii="Times New Roman" w:hAnsi="Times New Roman" w:cs="Times New Roman"/>
         </w:rPr>
-        <w:t xml:space="preserve">, </w:t>
-      </w:r>
-      <w:r>
-        <w:rPr>
-          <w:rFonts w:ascii="Times New Roman" w:hAnsi="Times New Roman" w:cs="Times New Roman"/>
-        </w:rPr>
-        <w:t>in the ensemble of cloud top heights observed by satellite</w:t>
-      </w:r>
-      <w:r>
-        <w:rPr>
-          <w:rFonts w:ascii="Times New Roman" w:hAnsi="Times New Roman" w:cs="Times New Roman"/>
-        </w:rPr>
-        <w:t>, consistent with the correlations between clouds and mesoscale mass flux observed in the EUREC4A field campaign</w:t>
+        <w:t>, in the ensemble of cloud top heights observed by satellite, consistent with the correlations between clouds and mesoscale mass flux observed in the EUREC4A field campaign</w:t>
       </w:r>
       <w:r>
         <w:rPr>
@@ -614,7 +596,6 @@
         <w:rPr>
           <w:rFonts w:ascii="Times New Roman" w:hAnsi="Times New Roman" w:cs="Times New Roman"/>
         </w:rPr>
-        <w:lastRenderedPageBreak/>
         <w:t>dropsonde circles</w:t>
       </w:r>
       <w:r>
@@ -1322,14 +1303,7 @@
         <w:rPr>
           <w:rFonts w:ascii="Times New Roman" w:hAnsi="Times New Roman" w:cs="Times New Roman"/>
         </w:rPr>
-        <w:t xml:space="preserve"> northeast of Barbados, away from deeper convection farther south. Figure HUMIDIFF shows the humidity </w:t>
-      </w:r>
-      <w:r>
-        <w:rPr>
-          <w:rFonts w:ascii="Times New Roman" w:hAnsi="Times New Roman" w:cs="Times New Roman"/>
-        </w:rPr>
-        <w:lastRenderedPageBreak/>
-        <w:t xml:space="preserve">observations from these sondes, and the saturation specific humidity </w:t>
+        <w:t xml:space="preserve"> northeast of Barbados, away from deeper convection farther south. Figure HUMIDIFF shows the humidity observations from these sondes, and the saturation specific humidity </w:t>
       </w:r>
       <m:oMath>
         <m:sSub>
@@ -1723,7 +1697,6 @@
         <w:pStyle w:val="Heading3"/>
       </w:pPr>
       <w:r>
-        <w:lastRenderedPageBreak/>
         <w:t>Large scale eddy flux</w:t>
       </w:r>
     </w:p>
@@ -4065,7 +4038,6 @@
         <w:rPr>
           <w:noProof/>
         </w:rPr>
-        <w:lastRenderedPageBreak/>
         <w:drawing>
           <wp:inline distT="0" distB="0" distL="0" distR="0" wp14:anchorId="1D5BB504" wp14:editId="623C1EA3">
             <wp:extent cx="2461467" cy="2749021"/>
@@ -4424,7 +4396,6 @@
         <w:pStyle w:val="Heading2"/>
       </w:pPr>
       <w:r>
-        <w:lastRenderedPageBreak/>
         <w:t>Model</w:t>
       </w:r>
     </w:p>
@@ -7384,16 +7355,8 @@
         <w:rPr>
           <w:rFonts w:ascii="Times New Roman" w:eastAsiaTheme="minorEastAsia" w:hAnsi="Times New Roman" w:cs="Times New Roman"/>
         </w:rPr>
-        <w:t xml:space="preserve">The precipitation </w:t>
-      </w:r>
-      <w:proofErr w:type="gramStart"/>
-      <w:r>
-        <w:rPr>
-          <w:rFonts w:ascii="Times New Roman" w:eastAsiaTheme="minorEastAsia" w:hAnsi="Times New Roman" w:cs="Times New Roman"/>
-        </w:rPr>
-        <w:t>sink</w:t>
-      </w:r>
-      <w:proofErr w:type="gramEnd"/>
+        <w:t>The precipitation sink</w:t>
+      </w:r>
       <w:r>
         <w:rPr>
           <w:rFonts w:ascii="Times New Roman" w:eastAsiaTheme="minorEastAsia" w:hAnsi="Times New Roman" w:cs="Times New Roman"/>
@@ -7624,11 +7587,789 @@
         </w:rPr>
         <w:t xml:space="preserve">. </w:t>
       </w:r>
-      <w:r>
-        <w:rPr>
-          <w:rFonts w:ascii="Times New Roman" w:eastAsiaTheme="minorEastAsia" w:hAnsi="Times New Roman" w:cs="Times New Roman"/>
-        </w:rPr>
-        <w:t>At each height,</w:t>
+    </w:p>
+    <w:p>
+      <w:pPr>
+        <w:pStyle w:val="FirstParagraph"/>
+        <w:rPr>
+          <w:rFonts w:ascii="Times New Roman" w:eastAsiaTheme="minorEastAsia" w:hAnsi="Times New Roman" w:cs="Times New Roman"/>
+        </w:rPr>
+      </w:pPr>
+      <w:r>
+        <w:rPr>
+          <w:rFonts w:ascii="Times New Roman" w:eastAsiaTheme="minorEastAsia" w:hAnsi="Times New Roman" w:cs="Times New Roman"/>
+        </w:rPr>
+        <w:t xml:space="preserve">An example of the all-sky fluxes is computed for a single cloud with </w:t>
+      </w:r>
+      <m:oMath>
+        <m:r>
+          <w:rPr>
+            <w:rFonts w:ascii="Cambria Math" w:eastAsiaTheme="minorEastAsia" w:hAnsi="Cambria Math" w:cs="Times New Roman"/>
+          </w:rPr>
+          <m:t>h=1.7</m:t>
+        </m:r>
+      </m:oMath>
+      <w:r>
+        <w:rPr>
+          <w:rFonts w:ascii="Times New Roman" w:eastAsiaTheme="minorEastAsia" w:hAnsi="Times New Roman" w:cs="Times New Roman"/>
+        </w:rPr>
+        <w:t xml:space="preserve"> km and all-sky cloud-base flux </w:t>
+      </w:r>
+      <m:oMath>
+        <m:r>
+          <w:rPr>
+            <w:rFonts w:ascii="Cambria Math" w:eastAsiaTheme="minorEastAsia" w:hAnsi="Cambria Math" w:cs="Times New Roman"/>
+          </w:rPr>
+          <m:t>G(</m:t>
+        </m:r>
+        <m:sSub>
+          <m:sSubPr>
+            <m:ctrlPr>
+              <w:rPr>
+                <w:rFonts w:ascii="Cambria Math" w:eastAsiaTheme="minorEastAsia" w:hAnsi="Cambria Math" w:cs="Times New Roman"/>
+                <w:i/>
+              </w:rPr>
+            </m:ctrlPr>
+          </m:sSubPr>
+          <m:e>
+            <m:r>
+              <w:rPr>
+                <w:rFonts w:ascii="Cambria Math" w:eastAsiaTheme="minorEastAsia" w:hAnsi="Cambria Math" w:cs="Times New Roman"/>
+              </w:rPr>
+              <m:t>z</m:t>
+            </m:r>
+          </m:e>
+          <m:sub>
+            <m:r>
+              <w:rPr>
+                <w:rFonts w:ascii="Cambria Math" w:eastAsiaTheme="minorEastAsia" w:hAnsi="Cambria Math" w:cs="Times New Roman"/>
+              </w:rPr>
+              <m:t>CB</m:t>
+            </m:r>
+          </m:sub>
+        </m:sSub>
+        <m:r>
+          <w:rPr>
+            <w:rFonts w:ascii="Cambria Math" w:eastAsiaTheme="minorEastAsia" w:hAnsi="Cambria Math" w:cs="Times New Roman"/>
+          </w:rPr>
+          <m:t>)=</m:t>
+        </m:r>
+      </m:oMath>
+      <w:r>
+        <w:rPr>
+          <w:rFonts w:ascii="Times New Roman" w:eastAsiaTheme="minorEastAsia" w:hAnsi="Times New Roman" w:cs="Times New Roman"/>
+        </w:rPr>
+        <w:t xml:space="preserve"> 145 W m</w:t>
+      </w:r>
+      <w:r>
+        <w:rPr>
+          <w:rFonts w:ascii="Times New Roman" w:eastAsiaTheme="minorEastAsia" w:hAnsi="Times New Roman" w:cs="Times New Roman"/>
+          <w:vertAlign w:val="superscript"/>
+        </w:rPr>
+        <w:t>–2</w:t>
+      </w:r>
+      <w:r>
+        <w:rPr>
+          <w:rFonts w:ascii="Times New Roman" w:eastAsiaTheme="minorEastAsia" w:hAnsi="Times New Roman" w:cs="Times New Roman"/>
+        </w:rPr>
+        <w:t xml:space="preserve"> </w:t>
+      </w:r>
+      <m:oMath>
+        <m:r>
+          <w:rPr>
+            <w:rFonts w:ascii="Cambria Math" w:eastAsiaTheme="minorEastAsia" w:hAnsi="Cambria Math" w:cs="Times New Roman"/>
+          </w:rPr>
+          <m:t>=6.0×</m:t>
+        </m:r>
+        <m:sSup>
+          <m:sSupPr>
+            <m:ctrlPr>
+              <w:rPr>
+                <w:rFonts w:ascii="Cambria Math" w:eastAsiaTheme="minorEastAsia" w:hAnsi="Cambria Math" w:cs="Times New Roman"/>
+                <w:i/>
+              </w:rPr>
+            </m:ctrlPr>
+          </m:sSupPr>
+          <m:e>
+            <m:r>
+              <w:rPr>
+                <w:rFonts w:ascii="Cambria Math" w:eastAsiaTheme="minorEastAsia" w:hAnsi="Cambria Math" w:cs="Times New Roman"/>
+              </w:rPr>
+              <m:t>10</m:t>
+            </m:r>
+          </m:e>
+          <m:sup>
+            <m:r>
+              <w:rPr>
+                <w:rFonts w:ascii="Cambria Math" w:eastAsiaTheme="minorEastAsia" w:hAnsi="Cambria Math" w:cs="Times New Roman"/>
+              </w:rPr>
+              <m:t>-5</m:t>
+            </m:r>
+          </m:sup>
+        </m:sSup>
+      </m:oMath>
+      <w:r>
+        <w:rPr>
+          <w:rFonts w:ascii="Times New Roman" w:eastAsiaTheme="minorEastAsia" w:hAnsi="Times New Roman" w:cs="Times New Roman"/>
+        </w:rPr>
+        <w:t xml:space="preserve"> kg m</w:t>
+      </w:r>
+      <w:r>
+        <w:rPr>
+          <w:rFonts w:ascii="Times New Roman" w:eastAsiaTheme="minorEastAsia" w:hAnsi="Times New Roman" w:cs="Times New Roman"/>
+          <w:vertAlign w:val="superscript"/>
+        </w:rPr>
+        <w:t>–2</w:t>
+      </w:r>
+      <w:r>
+        <w:rPr>
+          <w:rFonts w:ascii="Times New Roman" w:eastAsiaTheme="minorEastAsia" w:hAnsi="Times New Roman" w:cs="Times New Roman"/>
+        </w:rPr>
+        <w:t xml:space="preserve"> s</w:t>
+      </w:r>
+      <w:r>
+        <w:rPr>
+          <w:rFonts w:ascii="Times New Roman" w:eastAsiaTheme="minorEastAsia" w:hAnsi="Times New Roman" w:cs="Times New Roman"/>
+          <w:vertAlign w:val="superscript"/>
+        </w:rPr>
+        <w:t>–1</w:t>
+      </w:r>
+      <w:r>
+        <w:rPr>
+          <w:rFonts w:ascii="Times New Roman" w:eastAsiaTheme="minorEastAsia" w:hAnsi="Times New Roman" w:cs="Times New Roman"/>
+        </w:rPr>
+        <w:t xml:space="preserve"> (Fig. QMASSFLX). For this eddy flux </w:t>
+      </w:r>
+      <m:oMath>
+        <m:r>
+          <w:rPr>
+            <w:rFonts w:ascii="Cambria Math" w:eastAsiaTheme="minorEastAsia" w:hAnsi="Cambria Math" w:cs="Times New Roman"/>
+          </w:rPr>
+          <m:t>F</m:t>
+        </m:r>
+      </m:oMath>
+      <w:r>
+        <w:rPr>
+          <w:rFonts w:ascii="Times New Roman" w:eastAsiaTheme="minorEastAsia" w:hAnsi="Times New Roman" w:cs="Times New Roman"/>
+        </w:rPr>
+        <w:t xml:space="preserve"> goes to zero at 8 km. Precipitation increases downward below the cloud top. At a precipitation efficiency of XXX0.5XXX, the cloud-base precipitation </w:t>
+      </w:r>
+      <m:oMath>
+        <m:sSub>
+          <m:sSubPr>
+            <m:ctrlPr>
+              <w:rPr>
+                <w:rFonts w:ascii="Cambria Math" w:eastAsiaTheme="minorEastAsia" w:hAnsi="Cambria Math" w:cs="Times New Roman"/>
+                <w:i/>
+              </w:rPr>
+            </m:ctrlPr>
+          </m:sSubPr>
+          <m:e>
+            <m:r>
+              <w:rPr>
+                <w:rFonts w:ascii="Cambria Math" w:eastAsiaTheme="minorEastAsia" w:hAnsi="Cambria Math" w:cs="Times New Roman"/>
+              </w:rPr>
+              <m:t>P</m:t>
+            </m:r>
+          </m:e>
+          <m:sub>
+            <m:r>
+              <w:rPr>
+                <w:rFonts w:ascii="Cambria Math" w:eastAsiaTheme="minorEastAsia" w:hAnsi="Cambria Math" w:cs="Times New Roman"/>
+              </w:rPr>
+              <m:t>CB</m:t>
+            </m:r>
+          </m:sub>
+        </m:sSub>
+        <m:r>
+          <w:rPr>
+            <w:rFonts w:ascii="Cambria Math" w:eastAsiaTheme="minorEastAsia" w:hAnsi="Cambria Math" w:cs="Times New Roman"/>
+          </w:rPr>
+          <m:t>=|</m:t>
+        </m:r>
+        <m:sSub>
+          <m:sSubPr>
+            <m:ctrlPr>
+              <w:rPr>
+                <w:rFonts w:ascii="Cambria Math" w:eastAsiaTheme="minorEastAsia" w:hAnsi="Cambria Math" w:cs="Times New Roman"/>
+                <w:i/>
+              </w:rPr>
+            </m:ctrlPr>
+          </m:sSubPr>
+          <m:e>
+            <m:r>
+              <w:rPr>
+                <w:rFonts w:ascii="Cambria Math" w:eastAsiaTheme="minorEastAsia" w:hAnsi="Cambria Math" w:cs="Times New Roman"/>
+              </w:rPr>
+              <m:t>F</m:t>
+            </m:r>
+          </m:e>
+          <m:sub>
+            <m:r>
+              <w:rPr>
+                <w:rFonts w:ascii="Cambria Math" w:eastAsiaTheme="minorEastAsia" w:hAnsi="Cambria Math" w:cs="Times New Roman"/>
+              </w:rPr>
+              <m:t>P</m:t>
+            </m:r>
+          </m:sub>
+        </m:sSub>
+        <m:r>
+          <w:rPr>
+            <w:rFonts w:ascii="Cambria Math" w:eastAsiaTheme="minorEastAsia" w:hAnsi="Cambria Math" w:cs="Times New Roman"/>
+          </w:rPr>
+          <m:t>|</m:t>
+        </m:r>
+      </m:oMath>
+      <w:r>
+        <w:rPr>
+          <w:rFonts w:ascii="Times New Roman" w:eastAsiaTheme="minorEastAsia" w:hAnsi="Times New Roman" w:cs="Times New Roman"/>
+        </w:rPr>
+        <w:t xml:space="preserve"> equals the mean surface precipitation, </w:t>
+      </w:r>
+      <m:oMath>
+        <m:sSub>
+          <m:sSubPr>
+            <m:ctrlPr>
+              <w:rPr>
+                <w:rFonts w:ascii="Cambria Math" w:eastAsiaTheme="minorEastAsia" w:hAnsi="Cambria Math" w:cs="Times New Roman"/>
+                <w:i/>
+              </w:rPr>
+            </m:ctrlPr>
+          </m:sSubPr>
+          <m:e>
+            <m:r>
+              <w:rPr>
+                <w:rFonts w:ascii="Cambria Math" w:eastAsiaTheme="minorEastAsia" w:hAnsi="Cambria Math" w:cs="Times New Roman"/>
+              </w:rPr>
+              <m:t>P</m:t>
+            </m:r>
+          </m:e>
+          <m:sub>
+            <m:r>
+              <w:rPr>
+                <w:rFonts w:ascii="Cambria Math" w:eastAsiaTheme="minorEastAsia" w:hAnsi="Cambria Math" w:cs="Times New Roman"/>
+              </w:rPr>
+              <m:t>0</m:t>
+            </m:r>
+          </m:sub>
+        </m:sSub>
+        <m:r>
+          <w:rPr>
+            <w:rFonts w:ascii="Cambria Math" w:eastAsiaTheme="minorEastAsia" w:hAnsi="Cambria Math" w:cs="Times New Roman"/>
+          </w:rPr>
+          <m:t xml:space="preserve">= </m:t>
+        </m:r>
+      </m:oMath>
+      <w:r>
+        <w:rPr>
+          <w:rFonts w:ascii="Times New Roman" w:eastAsiaTheme="minorEastAsia" w:hAnsi="Times New Roman" w:cs="Times New Roman"/>
+        </w:rPr>
+        <w:t>25 W m</w:t>
+      </w:r>
+      <w:r>
+        <w:rPr>
+          <w:rFonts w:ascii="Times New Roman" w:eastAsiaTheme="minorEastAsia" w:hAnsi="Times New Roman" w:cs="Times New Roman"/>
+          <w:vertAlign w:val="superscript"/>
+        </w:rPr>
+        <w:t>–2</w:t>
+      </w:r>
+      <w:r>
+        <w:rPr>
+          <w:rFonts w:ascii="Times New Roman" w:eastAsiaTheme="minorEastAsia" w:hAnsi="Times New Roman" w:cs="Times New Roman"/>
+        </w:rPr>
+        <w:t xml:space="preserve"> </w:t>
+      </w:r>
+      <m:oMath>
+        <m:r>
+          <w:rPr>
+            <w:rFonts w:ascii="Cambria Math" w:eastAsiaTheme="minorEastAsia" w:hAnsi="Cambria Math" w:cs="Times New Roman"/>
+          </w:rPr>
+          <m:t>=9.0×</m:t>
+        </m:r>
+        <m:sSup>
+          <m:sSupPr>
+            <m:ctrlPr>
+              <w:rPr>
+                <w:rFonts w:ascii="Cambria Math" w:eastAsiaTheme="minorEastAsia" w:hAnsi="Cambria Math" w:cs="Times New Roman"/>
+                <w:i/>
+              </w:rPr>
+            </m:ctrlPr>
+          </m:sSupPr>
+          <m:e>
+            <m:r>
+              <w:rPr>
+                <w:rFonts w:ascii="Cambria Math" w:eastAsiaTheme="minorEastAsia" w:hAnsi="Cambria Math" w:cs="Times New Roman"/>
+              </w:rPr>
+              <m:t>10</m:t>
+            </m:r>
+          </m:e>
+          <m:sup>
+            <m:r>
+              <w:rPr>
+                <w:rFonts w:ascii="Cambria Math" w:eastAsiaTheme="minorEastAsia" w:hAnsi="Cambria Math" w:cs="Times New Roman"/>
+              </w:rPr>
+              <m:t>-6</m:t>
+            </m:r>
+          </m:sup>
+        </m:sSup>
+        <m:r>
+          <w:rPr>
+            <w:rFonts w:ascii="Cambria Math" w:eastAsiaTheme="minorEastAsia" w:hAnsi="Cambria Math" w:cs="Times New Roman"/>
+          </w:rPr>
+          <m:t xml:space="preserve"> </m:t>
+        </m:r>
+      </m:oMath>
+      <w:r>
+        <w:rPr>
+          <w:rFonts w:ascii="Times New Roman" w:eastAsiaTheme="minorEastAsia" w:hAnsi="Times New Roman" w:cs="Times New Roman"/>
+        </w:rPr>
+        <w:t>kg m</w:t>
+      </w:r>
+      <w:r>
+        <w:rPr>
+          <w:rFonts w:ascii="Times New Roman" w:eastAsiaTheme="minorEastAsia" w:hAnsi="Times New Roman" w:cs="Times New Roman"/>
+          <w:vertAlign w:val="superscript"/>
+        </w:rPr>
+        <w:t>–2</w:t>
+      </w:r>
+      <w:r>
+        <w:rPr>
+          <w:rFonts w:ascii="Times New Roman" w:eastAsiaTheme="minorEastAsia" w:hAnsi="Times New Roman" w:cs="Times New Roman"/>
+        </w:rPr>
+        <w:t xml:space="preserve"> s</w:t>
+      </w:r>
+      <w:r>
+        <w:rPr>
+          <w:rFonts w:ascii="Times New Roman" w:eastAsiaTheme="minorEastAsia" w:hAnsi="Times New Roman" w:cs="Times New Roman"/>
+          <w:vertAlign w:val="superscript"/>
+        </w:rPr>
+        <w:t>–1</w:t>
+      </w:r>
+      <w:r>
+        <w:rPr>
+          <w:rFonts w:ascii="Times New Roman" w:eastAsiaTheme="minorEastAsia" w:hAnsi="Times New Roman" w:cs="Times New Roman"/>
+        </w:rPr>
+        <w:t xml:space="preserve">, observed on the research vessel </w:t>
+      </w:r>
+      <w:r>
+        <w:rPr>
+          <w:rFonts w:ascii="Times New Roman" w:eastAsiaTheme="minorEastAsia" w:hAnsi="Times New Roman" w:cs="Times New Roman"/>
+          <w:i/>
+          <w:iCs/>
+        </w:rPr>
+        <w:t xml:space="preserve">Ron Brown </w:t>
+      </w:r>
+      <w:r>
+        <w:rPr>
+          <w:rFonts w:ascii="Times New Roman" w:eastAsiaTheme="minorEastAsia" w:hAnsi="Times New Roman" w:cs="Times New Roman"/>
+        </w:rPr>
+        <w:t xml:space="preserve">during EUREC4A/ATOMIC. Evaporation was </w:t>
+      </w:r>
+      <m:oMath>
+        <m:sSub>
+          <m:sSubPr>
+            <m:ctrlPr>
+              <w:rPr>
+                <w:rFonts w:ascii="Cambria Math" w:eastAsiaTheme="minorEastAsia" w:hAnsi="Cambria Math" w:cs="Times New Roman"/>
+                <w:i/>
+              </w:rPr>
+            </m:ctrlPr>
+          </m:sSubPr>
+          <m:e>
+            <m:r>
+              <w:rPr>
+                <w:rFonts w:ascii="Cambria Math" w:eastAsiaTheme="minorEastAsia" w:hAnsi="Cambria Math" w:cs="Times New Roman"/>
+              </w:rPr>
+              <m:t>E</m:t>
+            </m:r>
+          </m:e>
+          <m:sub>
+            <m:r>
+              <w:rPr>
+                <w:rFonts w:ascii="Cambria Math" w:eastAsiaTheme="minorEastAsia" w:hAnsi="Cambria Math" w:cs="Times New Roman"/>
+              </w:rPr>
+              <m:t>0</m:t>
+            </m:r>
+          </m:sub>
+        </m:sSub>
+        <m:r>
+          <w:rPr>
+            <w:rFonts w:ascii="Cambria Math" w:eastAsiaTheme="minorEastAsia" w:hAnsi="Cambria Math" w:cs="Times New Roman"/>
+          </w:rPr>
+          <m:t>=</m:t>
+        </m:r>
+      </m:oMath>
+      <w:r>
+        <w:rPr>
+          <w:rFonts w:ascii="Times New Roman" w:eastAsiaTheme="minorEastAsia" w:hAnsi="Times New Roman" w:cs="Times New Roman"/>
+        </w:rPr>
+        <w:t xml:space="preserve"> 180 W m</w:t>
+      </w:r>
+      <w:r>
+        <w:rPr>
+          <w:rFonts w:ascii="Times New Roman" w:eastAsiaTheme="minorEastAsia" w:hAnsi="Times New Roman" w:cs="Times New Roman"/>
+          <w:vertAlign w:val="superscript"/>
+        </w:rPr>
+        <w:t>–2</w:t>
+      </w:r>
+      <w:r>
+        <w:rPr>
+          <w:rFonts w:ascii="Times New Roman" w:eastAsiaTheme="minorEastAsia" w:hAnsi="Times New Roman" w:cs="Times New Roman"/>
+        </w:rPr>
+        <w:t xml:space="preserve"> </w:t>
+      </w:r>
+      <m:oMath>
+        <m:r>
+          <w:rPr>
+            <w:rFonts w:ascii="Cambria Math" w:eastAsiaTheme="minorEastAsia" w:hAnsi="Cambria Math" w:cs="Times New Roman"/>
+          </w:rPr>
+          <m:t>=6.5×</m:t>
+        </m:r>
+        <m:sSup>
+          <m:sSupPr>
+            <m:ctrlPr>
+              <w:rPr>
+                <w:rFonts w:ascii="Cambria Math" w:eastAsiaTheme="minorEastAsia" w:hAnsi="Cambria Math" w:cs="Times New Roman"/>
+                <w:i/>
+              </w:rPr>
+            </m:ctrlPr>
+          </m:sSupPr>
+          <m:e>
+            <m:r>
+              <w:rPr>
+                <w:rFonts w:ascii="Cambria Math" w:eastAsiaTheme="minorEastAsia" w:hAnsi="Cambria Math" w:cs="Times New Roman"/>
+              </w:rPr>
+              <m:t>10</m:t>
+            </m:r>
+          </m:e>
+          <m:sup>
+            <m:r>
+              <w:rPr>
+                <w:rFonts w:ascii="Cambria Math" w:eastAsiaTheme="minorEastAsia" w:hAnsi="Cambria Math" w:cs="Times New Roman"/>
+              </w:rPr>
+              <m:t>-5</m:t>
+            </m:r>
+          </m:sup>
+        </m:sSup>
+      </m:oMath>
+      <w:r>
+        <w:rPr>
+          <w:rFonts w:ascii="Times New Roman" w:eastAsiaTheme="minorEastAsia" w:hAnsi="Times New Roman" w:cs="Times New Roman"/>
+        </w:rPr>
+        <w:t xml:space="preserve"> kg m</w:t>
+      </w:r>
+      <w:r>
+        <w:rPr>
+          <w:rFonts w:ascii="Times New Roman" w:eastAsiaTheme="minorEastAsia" w:hAnsi="Times New Roman" w:cs="Times New Roman"/>
+          <w:vertAlign w:val="superscript"/>
+        </w:rPr>
+        <w:t>–2</w:t>
+      </w:r>
+      <w:r>
+        <w:rPr>
+          <w:rFonts w:ascii="Times New Roman" w:eastAsiaTheme="minorEastAsia" w:hAnsi="Times New Roman" w:cs="Times New Roman"/>
+        </w:rPr>
+        <w:t xml:space="preserve"> s</w:t>
+      </w:r>
+      <w:r>
+        <w:rPr>
+          <w:rFonts w:ascii="Times New Roman" w:eastAsiaTheme="minorEastAsia" w:hAnsi="Times New Roman" w:cs="Times New Roman"/>
+          <w:vertAlign w:val="superscript"/>
+        </w:rPr>
+        <w:t>–1</w:t>
+      </w:r>
+      <w:r>
+        <w:rPr>
+          <w:rFonts w:ascii="Times New Roman" w:eastAsiaTheme="minorEastAsia" w:hAnsi="Times New Roman" w:cs="Times New Roman"/>
+        </w:rPr>
+        <w:t xml:space="preserve">. The mass flux is </w:t>
+      </w:r>
+      <m:oMath>
+        <m:r>
+          <w:rPr>
+            <w:rFonts w:ascii="Cambria Math" w:eastAsiaTheme="minorEastAsia" w:hAnsi="Cambria Math" w:cs="Times New Roman"/>
+          </w:rPr>
+          <m:t>M=</m:t>
+        </m:r>
+        <m:sSub>
+          <m:sSubPr>
+            <m:ctrlPr>
+              <w:rPr>
+                <w:rFonts w:ascii="Cambria Math" w:eastAsiaTheme="minorEastAsia" w:hAnsi="Cambria Math" w:cs="Times New Roman"/>
+                <w:i/>
+              </w:rPr>
+            </m:ctrlPr>
+          </m:sSubPr>
+          <m:e>
+            <m:r>
+              <w:rPr>
+                <w:rFonts w:ascii="Cambria Math" w:eastAsiaTheme="minorEastAsia" w:hAnsi="Cambria Math" w:cs="Times New Roman"/>
+              </w:rPr>
+              <m:t>G</m:t>
+            </m:r>
+          </m:e>
+          <m:sub>
+            <m:r>
+              <w:rPr>
+                <w:rFonts w:ascii="Cambria Math" w:eastAsiaTheme="minorEastAsia" w:hAnsi="Cambria Math" w:cs="Times New Roman"/>
+              </w:rPr>
+              <m:t>cld</m:t>
+            </m:r>
+          </m:sub>
+        </m:sSub>
+        <m:r>
+          <w:rPr>
+            <w:rFonts w:ascii="Cambria Math" w:eastAsiaTheme="minorEastAsia" w:hAnsi="Cambria Math" w:cs="Times New Roman"/>
+          </w:rPr>
+          <m:t>/(</m:t>
+        </m:r>
+        <m:sSub>
+          <m:sSubPr>
+            <m:ctrlPr>
+              <w:rPr>
+                <w:rFonts w:ascii="Cambria Math" w:eastAsiaTheme="minorEastAsia" w:hAnsi="Cambria Math" w:cs="Times New Roman"/>
+                <w:i/>
+              </w:rPr>
+            </m:ctrlPr>
+          </m:sSubPr>
+          <m:e>
+            <m:r>
+              <w:rPr>
+                <w:rFonts w:ascii="Cambria Math" w:eastAsiaTheme="minorEastAsia" w:hAnsi="Cambria Math" w:cs="Times New Roman"/>
+              </w:rPr>
+              <m:t>q</m:t>
+            </m:r>
+          </m:e>
+          <m:sub>
+            <m:r>
+              <w:rPr>
+                <w:rFonts w:ascii="Cambria Math" w:eastAsiaTheme="minorEastAsia" w:hAnsi="Cambria Math" w:cs="Times New Roman"/>
+              </w:rPr>
+              <m:t>T</m:t>
+            </m:r>
+          </m:sub>
+        </m:sSub>
+        <m:r>
+          <w:rPr>
+            <w:rFonts w:ascii="Cambria Math" w:eastAsiaTheme="minorEastAsia" w:hAnsi="Cambria Math" w:cs="Times New Roman"/>
+          </w:rPr>
+          <m:t xml:space="preserve">-q) </m:t>
+        </m:r>
+      </m:oMath>
+      <w:r>
+        <w:rPr>
+          <w:rFonts w:ascii="Times New Roman" w:eastAsiaTheme="minorEastAsia" w:hAnsi="Times New Roman" w:cs="Times New Roman"/>
+        </w:rPr>
+        <w:t xml:space="preserve">(Fig. QMASSFLX). Most of the flux (XX %) is below 3 km in the trade cumulus layer. Most of the updraft moisture </w:t>
+      </w:r>
+      <m:oMath>
+        <m:sSub>
+          <m:sSubPr>
+            <m:ctrlPr>
+              <w:rPr>
+                <w:rFonts w:ascii="Cambria Math" w:eastAsiaTheme="minorEastAsia" w:hAnsi="Cambria Math" w:cs="Times New Roman"/>
+                <w:i/>
+              </w:rPr>
+            </m:ctrlPr>
+          </m:sSubPr>
+          <m:e>
+            <m:r>
+              <w:rPr>
+                <w:rFonts w:ascii="Cambria Math" w:eastAsiaTheme="minorEastAsia" w:hAnsi="Cambria Math" w:cs="Times New Roman"/>
+              </w:rPr>
+              <m:t>q</m:t>
+            </m:r>
+          </m:e>
+          <m:sub>
+            <m:r>
+              <w:rPr>
+                <w:rFonts w:ascii="Cambria Math" w:eastAsiaTheme="minorEastAsia" w:hAnsi="Cambria Math" w:cs="Times New Roman"/>
+              </w:rPr>
+              <m:t>T</m:t>
+            </m:r>
+          </m:sub>
+        </m:sSub>
+      </m:oMath>
+      <w:r>
+        <w:rPr>
+          <w:rFonts w:ascii="Times New Roman" w:eastAsiaTheme="minorEastAsia" w:hAnsi="Times New Roman" w:cs="Times New Roman"/>
+        </w:rPr>
+        <w:t xml:space="preserve"> is vapor, and the moist updraft </w:t>
+      </w:r>
+      <m:oMath>
+        <m:sSub>
+          <m:sSubPr>
+            <m:ctrlPr>
+              <w:rPr>
+                <w:rFonts w:ascii="Cambria Math" w:eastAsiaTheme="minorEastAsia" w:hAnsi="Cambria Math" w:cs="Times New Roman"/>
+                <w:i/>
+              </w:rPr>
+            </m:ctrlPr>
+          </m:sSubPr>
+          <m:e>
+            <m:r>
+              <w:rPr>
+                <w:rFonts w:ascii="Cambria Math" w:eastAsiaTheme="minorEastAsia" w:hAnsi="Cambria Math" w:cs="Times New Roman"/>
+              </w:rPr>
+              <m:t>q</m:t>
+            </m:r>
+          </m:e>
+          <m:sub>
+            <m:r>
+              <w:rPr>
+                <w:rFonts w:ascii="Cambria Math" w:eastAsiaTheme="minorEastAsia" w:hAnsi="Cambria Math" w:cs="Times New Roman"/>
+              </w:rPr>
+              <m:t>T</m:t>
+            </m:r>
+          </m:sub>
+        </m:sSub>
+        <m:r>
+          <w:rPr>
+            <w:rFonts w:ascii="Cambria Math" w:eastAsiaTheme="minorEastAsia" w:hAnsi="Cambria Math" w:cs="Times New Roman"/>
+          </w:rPr>
+          <m:t>-q&gt;0</m:t>
+        </m:r>
+      </m:oMath>
+      <w:r>
+        <w:rPr>
+          <w:rFonts w:ascii="Times New Roman" w:eastAsiaTheme="minorEastAsia" w:hAnsi="Times New Roman" w:cs="Times New Roman"/>
+        </w:rPr>
+        <w:t xml:space="preserve"> generates upward moisture flux, even above the cloud.</w:t>
+      </w:r>
+    </w:p>
+    <w:p>
+      <w:pPr>
+        <w:pStyle w:val="BodyText"/>
+        <w:rPr>
+          <w:rFonts w:ascii="Aptos Narrow" w:eastAsia="Times New Roman" w:hAnsi="Aptos Narrow" w:cstheme="minorHAnsi"/>
+          <w:color w:val="323130"/>
+        </w:rPr>
+      </w:pPr>
+      <w:r>
+        <w:rPr>
+          <w:rFonts w:ascii="Aptos Narrow" w:eastAsia="Times New Roman" w:hAnsi="Aptos Narrow" w:cstheme="minorHAnsi"/>
+          <w:noProof/>
+          <w:color w:val="323130"/>
+        </w:rPr>
+        <w:drawing>
+          <wp:inline distT="0" distB="0" distL="0" distR="0" wp14:anchorId="28FD53AB" wp14:editId="197F7DBF">
+            <wp:extent cx="2198092" cy="3937924"/>
+            <wp:effectExtent l="0" t="0" r="0" b="0"/>
+            <wp:docPr id="1217897602" name="Picture 1" descr="A graph of height and height&#10;&#10;AI-generated content may be incorrect."/>
+            <wp:cNvGraphicFramePr>
+              <a:graphicFrameLocks xmlns:a="http://schemas.openxmlformats.org/drawingml/2006/main" noChangeAspect="1"/>
+            </wp:cNvGraphicFramePr>
+            <a:graphic xmlns:a="http://schemas.openxmlformats.org/drawingml/2006/main">
+              <a:graphicData uri="http://schemas.openxmlformats.org/drawingml/2006/picture">
+                <pic:pic xmlns:pic="http://schemas.openxmlformats.org/drawingml/2006/picture">
+                  <pic:nvPicPr>
+                    <pic:cNvPr id="620853185" name="Picture 1" descr="A graph of height and height&#10;&#10;AI-generated content may be incorrect."/>
+                    <pic:cNvPicPr/>
+                  </pic:nvPicPr>
+                  <pic:blipFill>
+                    <a:blip r:embed="rId10"/>
+                    <a:stretch>
+                      <a:fillRect/>
+                    </a:stretch>
+                  </pic:blipFill>
+                  <pic:spPr>
+                    <a:xfrm>
+                      <a:off x="0" y="0"/>
+                      <a:ext cx="2205243" cy="3950735"/>
+                    </a:xfrm>
+                    <a:prstGeom prst="rect">
+                      <a:avLst/>
+                    </a:prstGeom>
+                  </pic:spPr>
+                </pic:pic>
+              </a:graphicData>
+            </a:graphic>
+          </wp:inline>
+        </w:drawing>
+      </w:r>
+    </w:p>
+    <w:p>
+      <w:pPr>
+        <w:pStyle w:val="BodyText"/>
+        <w:rPr>
+          <w:rFonts w:ascii="Aptos Narrow" w:eastAsia="Times New Roman" w:hAnsi="Aptos Narrow" w:cstheme="minorHAnsi"/>
+          <w:color w:val="323130"/>
+        </w:rPr>
+      </w:pPr>
+      <w:r>
+        <w:rPr>
+          <w:rFonts w:ascii="Aptos Narrow" w:eastAsia="Times New Roman" w:hAnsi="Aptos Narrow" w:cstheme="minorHAnsi"/>
+          <w:color w:val="323130"/>
+        </w:rPr>
+        <w:t>Figure QMASSFLX. Total moisture flux to balance the large-scale moisture sink (blue), cloud moisture flux (orange), and (downward) precipitation flux (green), and mass flux (red) from the model.</w:t>
+      </w:r>
+    </w:p>
+    <w:p>
+      <w:pPr>
+        <w:pStyle w:val="BodyText"/>
+        <w:rPr>
+          <w:rFonts w:ascii="Times New Roman" w:eastAsiaTheme="minorEastAsia" w:hAnsi="Times New Roman" w:cs="Times New Roman"/>
+        </w:rPr>
+      </w:pPr>
+    </w:p>
+    <w:p>
+      <w:pPr>
+        <w:pStyle w:val="Heading30"/>
+        <w:rPr>
+          <w:rFonts w:eastAsiaTheme="minorEastAsia"/>
+        </w:rPr>
+      </w:pPr>
+      <w:r>
+        <w:rPr>
+          <w:rFonts w:eastAsiaTheme="minorEastAsia"/>
+        </w:rPr>
+        <w:t>Appendix: n</w:t>
+      </w:r>
+      <w:r>
+        <w:rPr>
+          <w:rFonts w:eastAsiaTheme="minorEastAsia"/>
+        </w:rPr>
+        <w:t xml:space="preserve">umerical </w:t>
+      </w:r>
+      <w:r>
+        <w:rPr>
+          <w:rFonts w:eastAsiaTheme="minorEastAsia"/>
+        </w:rPr>
+        <w:t>solution</w:t>
+      </w:r>
+    </w:p>
+    <w:p>
+      <w:pPr>
+        <w:pStyle w:val="BodyText"/>
+        <w:rPr>
+          <w:rFonts w:ascii="Times New Roman" w:eastAsiaTheme="minorEastAsia" w:hAnsi="Times New Roman" w:cs="Times New Roman"/>
+        </w:rPr>
+      </w:pPr>
+      <w:r>
+        <w:rPr>
+          <w:rFonts w:ascii="Times New Roman" w:eastAsiaTheme="minorEastAsia" w:hAnsi="Times New Roman" w:cs="Times New Roman"/>
+        </w:rPr>
+        <w:t>At each height</w:t>
+      </w:r>
+      <w:r>
+        <w:rPr>
+          <w:rFonts w:ascii="Times New Roman" w:eastAsiaTheme="minorEastAsia" w:hAnsi="Times New Roman" w:cs="Times New Roman"/>
+        </w:rPr>
+        <w:t xml:space="preserve"> and for each cloud category </w:t>
+      </w:r>
+      <m:oMath>
+        <m:r>
+          <w:rPr>
+            <w:rFonts w:ascii="Cambria Math" w:eastAsiaTheme="minorEastAsia" w:hAnsi="Cambria Math" w:cs="Times New Roman"/>
+          </w:rPr>
+          <m:t>i</m:t>
+        </m:r>
+      </m:oMath>
+      <w:r>
+        <w:rPr>
+          <w:rFonts w:ascii="Times New Roman" w:eastAsiaTheme="minorEastAsia" w:hAnsi="Times New Roman" w:cs="Times New Roman"/>
+        </w:rPr>
+        <w:t>,</w:t>
       </w:r>
       <w:r>
         <w:rPr>
@@ -8093,7 +8834,19 @@
         <w:rPr>
           <w:rFonts w:ascii="Times New Roman" w:eastAsiaTheme="minorEastAsia" w:hAnsi="Times New Roman" w:cs="Times New Roman"/>
         </w:rPr>
-        <w:t xml:space="preserve">We integrate downward from </w:t>
+        <w:t xml:space="preserve">We integrate </w:t>
+      </w:r>
+      <w:r>
+        <w:rPr>
+          <w:rFonts w:ascii="Times New Roman" w:eastAsiaTheme="minorEastAsia" w:hAnsi="Times New Roman" w:cs="Times New Roman"/>
+        </w:rPr>
+        <w:t xml:space="preserve">precipitation </w:t>
+      </w:r>
+      <w:r>
+        <w:rPr>
+          <w:rFonts w:ascii="Times New Roman" w:eastAsiaTheme="minorEastAsia" w:hAnsi="Times New Roman" w:cs="Times New Roman"/>
+        </w:rPr>
+        <w:t xml:space="preserve">downward from </w:t>
       </w:r>
       <w:r>
         <w:rPr>
@@ -8195,7 +8948,19 @@
         <w:rPr>
           <w:rFonts w:ascii="Times New Roman" w:eastAsiaTheme="minorEastAsia" w:hAnsi="Times New Roman" w:cs="Times New Roman"/>
         </w:rPr>
-        <w:t xml:space="preserve">, with trapezoidal </w:t>
+        <w:t xml:space="preserve">, </w:t>
+      </w:r>
+      <w:r>
+        <w:rPr>
+          <w:rFonts w:ascii="Times New Roman" w:eastAsiaTheme="minorEastAsia" w:hAnsi="Times New Roman" w:cs="Times New Roman"/>
+        </w:rPr>
+        <w:t>in</w:t>
+      </w:r>
+      <w:r>
+        <w:rPr>
+          <w:rFonts w:ascii="Times New Roman" w:eastAsiaTheme="minorEastAsia" w:hAnsi="Times New Roman" w:cs="Times New Roman"/>
+        </w:rPr>
+        <w:t xml:space="preserve"> trapezoidal </w:t>
       </w:r>
       <w:r>
         <w:rPr>
@@ -8207,14 +8972,14 @@
         <w:rPr>
           <w:rFonts w:ascii="Times New Roman" w:eastAsiaTheme="minorEastAsia" w:hAnsi="Times New Roman" w:cs="Times New Roman"/>
         </w:rPr>
-        <w:t xml:space="preserve">steps (denoted by superscripts </w:t>
+        <w:t xml:space="preserve">steps denoted by superscripts </w:t>
       </w:r>
       <m:oMath>
         <m:r>
           <w:rPr>
             <w:rFonts w:ascii="Cambria Math" w:eastAsiaTheme="minorEastAsia" w:hAnsi="Cambria Math" w:cs="Times New Roman"/>
           </w:rPr>
-          <m:t>k)</m:t>
+          <m:t>k</m:t>
         </m:r>
       </m:oMath>
       <w:r>
@@ -9576,74 +10341,6 @@
     </w:p>
     <w:p>
       <w:pPr>
-        <w:pStyle w:val="BodyText"/>
-        <w:rPr>
-          <w:rFonts w:ascii="Aptos Narrow" w:eastAsia="Times New Roman" w:hAnsi="Aptos Narrow" w:cstheme="minorHAnsi"/>
-          <w:color w:val="323130"/>
-        </w:rPr>
-      </w:pPr>
-      <w:r>
-        <w:rPr>
-          <w:rFonts w:ascii="Aptos Narrow" w:eastAsia="Times New Roman" w:hAnsi="Aptos Narrow" w:cstheme="minorHAnsi"/>
-          <w:noProof/>
-          <w:color w:val="323130"/>
-        </w:rPr>
-        <w:lastRenderedPageBreak/>
-        <w:drawing>
-          <wp:inline distT="0" distB="0" distL="0" distR="0" wp14:anchorId="71862B27" wp14:editId="43326FF4">
-            <wp:extent cx="2198092" cy="3937924"/>
-            <wp:effectExtent l="0" t="0" r="0" b="0"/>
-            <wp:docPr id="620853185" name="Picture 1" descr="A graph of height and height&#10;&#10;AI-generated content may be incorrect."/>
-            <wp:cNvGraphicFramePr>
-              <a:graphicFrameLocks xmlns:a="http://schemas.openxmlformats.org/drawingml/2006/main" noChangeAspect="1"/>
-            </wp:cNvGraphicFramePr>
-            <a:graphic xmlns:a="http://schemas.openxmlformats.org/drawingml/2006/main">
-              <a:graphicData uri="http://schemas.openxmlformats.org/drawingml/2006/picture">
-                <pic:pic xmlns:pic="http://schemas.openxmlformats.org/drawingml/2006/picture">
-                  <pic:nvPicPr>
-                    <pic:cNvPr id="620853185" name="Picture 1" descr="A graph of height and height&#10;&#10;AI-generated content may be incorrect."/>
-                    <pic:cNvPicPr/>
-                  </pic:nvPicPr>
-                  <pic:blipFill>
-                    <a:blip r:embed="rId10"/>
-                    <a:stretch>
-                      <a:fillRect/>
-                    </a:stretch>
-                  </pic:blipFill>
-                  <pic:spPr>
-                    <a:xfrm>
-                      <a:off x="0" y="0"/>
-                      <a:ext cx="2205243" cy="3950735"/>
-                    </a:xfrm>
-                    <a:prstGeom prst="rect">
-                      <a:avLst/>
-                    </a:prstGeom>
-                  </pic:spPr>
-                </pic:pic>
-              </a:graphicData>
-            </a:graphic>
-          </wp:inline>
-        </w:drawing>
-      </w:r>
-    </w:p>
-    <w:p>
-      <w:pPr>
-        <w:pStyle w:val="BodyText"/>
-        <w:rPr>
-          <w:rFonts w:ascii="Aptos Narrow" w:eastAsia="Times New Roman" w:hAnsi="Aptos Narrow" w:cstheme="minorHAnsi"/>
-          <w:color w:val="323130"/>
-        </w:rPr>
-      </w:pPr>
-      <w:r>
-        <w:rPr>
-          <w:rFonts w:ascii="Aptos Narrow" w:eastAsia="Times New Roman" w:hAnsi="Aptos Narrow" w:cstheme="minorHAnsi"/>
-          <w:color w:val="323130"/>
-        </w:rPr>
-        <w:t>Figure QMASSFLX. Total moisture flux to balance the large-scale moisture sink (blue), cloud moisture flux (orange), and (downward) precipitation flux (green), and mass flux (red) from the model.</w:t>
-      </w:r>
-    </w:p>
-    <w:p>
-      <w:pPr>
         <w:rPr>
           <w:rFonts w:ascii="Times New Roman" w:eastAsiaTheme="minorEastAsia" w:hAnsi="Times New Roman" w:cs="Times New Roman"/>
         </w:rPr>
@@ -10180,7 +10877,6 @@
           <w:rFonts w:ascii="Times New Roman" w:eastAsiaTheme="minorEastAsia" w:hAnsi="Times New Roman" w:cs="Times New Roman"/>
           <w:noProof/>
         </w:rPr>
-        <w:lastRenderedPageBreak/>
         <w:drawing>
           <wp:inline distT="0" distB="0" distL="0" distR="0" wp14:anchorId="6D088989" wp14:editId="579621ED">
             <wp:extent cx="4631961" cy="3699022"/>
@@ -10883,7 +11579,6 @@
           <w:rFonts w:ascii="Times New Roman" w:eastAsiaTheme="minorEastAsia" w:hAnsi="Times New Roman" w:cs="Times New Roman"/>
           <w:noProof/>
         </w:rPr>
-        <w:lastRenderedPageBreak/>
         <w:drawing>
           <wp:inline distT="0" distB="0" distL="0" distR="0" wp14:anchorId="7A3013D2" wp14:editId="2C31154D">
             <wp:extent cx="4427316" cy="3530745"/>
@@ -11296,7 +11991,6 @@
           <w:rFonts w:ascii="Aptos Narrow" w:eastAsiaTheme="minorEastAsia" w:hAnsi="Aptos Narrow" w:cs="Times New Roman"/>
           <w:noProof/>
         </w:rPr>
-        <w:lastRenderedPageBreak/>
         <w:drawing>
           <wp:inline distT="0" distB="0" distL="0" distR="0" wp14:anchorId="65F40AEF" wp14:editId="5E544D43">
             <wp:extent cx="3070445" cy="4346714"/>
@@ -12672,7 +13366,6 @@
           <w:rFonts w:ascii="Times New Roman" w:eastAsiaTheme="minorEastAsia" w:hAnsi="Times New Roman" w:cs="Times New Roman"/>
           <w:noProof/>
         </w:rPr>
-        <w:lastRenderedPageBreak/>
         <w:drawing>
           <wp:inline distT="0" distB="0" distL="0" distR="0" wp14:anchorId="1D66F9C9" wp14:editId="77E6AA8C">
             <wp:extent cx="3602403" cy="1428750"/>
@@ -13485,7 +14178,6 @@
           <w:rFonts w:ascii="Times New Roman" w:eastAsiaTheme="minorEastAsia" w:hAnsi="Times New Roman" w:cs="Times New Roman"/>
           <w:noProof/>
         </w:rPr>
-        <w:lastRenderedPageBreak/>
         <w:drawing>
           <wp:inline distT="0" distB="0" distL="0" distR="0" wp14:anchorId="0971D351" wp14:editId="00A6750C">
             <wp:extent cx="2870200" cy="4356100"/>
@@ -13715,7 +14407,6 @@
           <w:rFonts w:ascii="Aptos Narrow" w:eastAsiaTheme="minorEastAsia" w:hAnsi="Aptos Narrow" w:cs="Times New Roman"/>
           <w:noProof/>
         </w:rPr>
-        <w:lastRenderedPageBreak/>
         <w:drawing>
           <wp:inline distT="0" distB="0" distL="0" distR="0" wp14:anchorId="610233A2" wp14:editId="5393CE26">
             <wp:extent cx="3759200" cy="2971800"/>
@@ -14017,14 +14708,7 @@
         <w:rPr>
           <w:rFonts w:eastAsiaTheme="minorEastAsia"/>
         </w:rPr>
-        <w:t xml:space="preserve">the steady total (vapor + </w:t>
-      </w:r>
-      <w:r>
-        <w:rPr>
-          <w:rFonts w:eastAsiaTheme="minorEastAsia"/>
-        </w:rPr>
-        <w:lastRenderedPageBreak/>
-        <w:t xml:space="preserve">liquid) cloud water specific humidity </w:t>
+        <w:t xml:space="preserve">the steady total (vapor + liquid) cloud water specific humidity </w:t>
       </w:r>
       <m:oMath>
         <m:sSub>
@@ -16257,7 +16941,6 @@
         <w:rPr>
           <w:rFonts w:eastAsiaTheme="minorEastAsia"/>
         </w:rPr>
-        <w:lastRenderedPageBreak/>
         <w:t>Explicitly simulating the large-scale subsidence of the assumed isotope profile,</w:t>
       </w:r>
       <w:r>
@@ -16717,15 +17400,7 @@
           <w:rFonts w:ascii="Aptos Narrow" w:eastAsia="Times New Roman" w:hAnsi="Aptos Narrow" w:cstheme="minorHAnsi"/>
           <w:color w:val="323130"/>
         </w:rPr>
-        <w:t xml:space="preserve">. Cloud total and vapor deuterium isotope ratios for 4 cloud experiments </w:t>
-      </w:r>
-      <w:r>
-        <w:rPr>
-          <w:rFonts w:ascii="Aptos Narrow" w:eastAsia="Times New Roman" w:hAnsi="Aptos Narrow" w:cstheme="minorHAnsi"/>
-          <w:color w:val="323130"/>
-        </w:rPr>
-        <w:lastRenderedPageBreak/>
-        <w:t xml:space="preserve">with entrainment rate of </w:t>
+        <w:t xml:space="preserve">. Cloud total and vapor deuterium isotope ratios for 4 cloud experiments with entrainment rate of </w:t>
       </w:r>
       <m:oMath>
         <m:r>
@@ -17275,7 +17950,6 @@
           <w:noProof/>
           <w:color w:val="323130"/>
         </w:rPr>
-        <w:lastRenderedPageBreak/>
         <w:drawing>
           <wp:inline distT="0" distB="0" distL="0" distR="0" wp14:anchorId="1250CBD9" wp14:editId="40A8FF8D">
             <wp:extent cx="3746500" cy="2895600"/>
@@ -17506,15 +18180,7 @@
           <w:rFonts w:ascii="Times New Roman" w:eastAsiaTheme="minorEastAsia" w:hAnsi="Times New Roman" w:cs="Times New Roman"/>
           <w:highlight w:val="lightGray"/>
         </w:rPr>
-        <w:t xml:space="preserve">balance large scale advection and subsidence. Most of this moisture flux is below 3 km and most of the mass flux is below 2 km. The cloud and total eddy moisture flux balance subsidence drying at the strong moisture </w:t>
-      </w:r>
-      <w:r>
-        <w:rPr>
-          <w:rFonts w:ascii="Times New Roman" w:eastAsiaTheme="minorEastAsia" w:hAnsi="Times New Roman" w:cs="Times New Roman"/>
-          <w:highlight w:val="lightGray"/>
-        </w:rPr>
-        <w:lastRenderedPageBreak/>
-        <w:t>derivative at the top of the trade cumulus layer at 2-3 km. The strong difference at 2-3 km between the dry environment and the cloud updraft, whose specific humidity is proportional to the saturation specific humidity, achieves the moisture flux there. Precipitation is zero at cloud top (1.7 km) and integrates downward proportional to cloud liquid water, confining it in the lower cloud layer.</w:t>
+        <w:t>balance large scale advection and subsidence. Most of this moisture flux is below 3 km and most of the mass flux is below 2 km. The cloud and total eddy moisture flux balance subsidence drying at the strong moisture derivative at the top of the trade cumulus layer at 2-3 km. The strong difference at 2-3 km between the dry environment and the cloud updraft, whose specific humidity is proportional to the saturation specific humidity, achieves the moisture flux there. Precipitation is zero at cloud top (1.7 km) and integrates downward proportional to cloud liquid water, confining it in the lower cloud layer.</w:t>
       </w:r>
     </w:p>
     <w:p>
@@ -18510,7 +19176,6 @@
         <w:rPr>
           <w:rFonts w:ascii="Times New Roman" w:eastAsiaTheme="minorEastAsia" w:hAnsi="Times New Roman" w:cs="Times New Roman"/>
         </w:rPr>
-        <w:lastRenderedPageBreak/>
         <w:t xml:space="preserve">The precipitation </w:t>
       </w:r>
       <w:proofErr w:type="gramStart"/>
